--- a/docs/package/06_Support/BrokerVerse_Release_Notes_Template.docx
+++ b/docs/package/06_Support/BrokerVerse_Release_Notes_Template.docx
@@ -789,7 +789,7 @@
             </w:rPr>
             <w:fldChar w:fldCharType="separate"/>
           </w:r>
-          <w:hyperlink w:anchor="__RefHeading___Toc156128_4049217194">
+          <w:hyperlink w:anchor="__RefHeading___Toc156128_3199679052">
             <w:r>
               <w:rPr>
                 <w:webHidden/>
@@ -824,7 +824,7 @@
             </w:tabs>
             <w:rPr/>
           </w:pPr>
-          <w:hyperlink w:anchor="__RefHeading___Toc156130_4049217194">
+          <w:hyperlink w:anchor="__RefHeading___Toc156130_3199679052">
             <w:r>
               <w:rPr>
                 <w:webHidden/>
@@ -853,7 +853,7 @@
             </w:tabs>
             <w:rPr/>
           </w:pPr>
-          <w:hyperlink w:anchor="__RefHeading___Toc156132_4049217194">
+          <w:hyperlink w:anchor="__RefHeading___Toc156132_3199679052">
             <w:r>
               <w:rPr>
                 <w:webHidden/>
@@ -875,7 +875,7 @@
             </w:tabs>
             <w:rPr/>
           </w:pPr>
-          <w:hyperlink w:anchor="__RefHeading___Toc156134_4049217194">
+          <w:hyperlink w:anchor="__RefHeading___Toc156134_3199679052">
             <w:r>
               <w:rPr>
                 <w:webHidden/>
@@ -897,7 +897,7 @@
             </w:tabs>
             <w:rPr/>
           </w:pPr>
-          <w:hyperlink w:anchor="__RefHeading___Toc156136_4049217194">
+          <w:hyperlink w:anchor="__RefHeading___Toc156136_3199679052">
             <w:r>
               <w:rPr>
                 <w:webHidden/>
@@ -919,7 +919,7 @@
             </w:tabs>
             <w:rPr/>
           </w:pPr>
-          <w:hyperlink w:anchor="__RefHeading___Toc156138_4049217194">
+          <w:hyperlink w:anchor="__RefHeading___Toc156138_3199679052">
             <w:r>
               <w:rPr>
                 <w:webHidden/>
@@ -941,7 +941,7 @@
             </w:tabs>
             <w:rPr/>
           </w:pPr>
-          <w:hyperlink w:anchor="__RefHeading___Toc156140_4049217194">
+          <w:hyperlink w:anchor="__RefHeading___Toc156140_3199679052">
             <w:r>
               <w:rPr>
                 <w:webHidden/>
@@ -963,7 +963,7 @@
             </w:tabs>
             <w:rPr/>
           </w:pPr>
-          <w:hyperlink w:anchor="__RefHeading___Toc156142_4049217194">
+          <w:hyperlink w:anchor="__RefHeading___Toc156142_3199679052">
             <w:r>
               <w:rPr>
                 <w:webHidden/>
@@ -985,7 +985,7 @@
             </w:tabs>
             <w:rPr/>
           </w:pPr>
-          <w:hyperlink w:anchor="__RefHeading___Toc156144_4049217194">
+          <w:hyperlink w:anchor="__RefHeading___Toc156144_3199679052">
             <w:r>
               <w:rPr>
                 <w:webHidden/>
@@ -1007,7 +1007,7 @@
             </w:tabs>
             <w:rPr/>
           </w:pPr>
-          <w:hyperlink w:anchor="__RefHeading___Toc156146_4049217194">
+          <w:hyperlink w:anchor="__RefHeading___Toc156146_3199679052">
             <w:r>
               <w:rPr>
                 <w:webHidden/>
@@ -1029,7 +1029,7 @@
             </w:tabs>
             <w:rPr/>
           </w:pPr>
-          <w:hyperlink w:anchor="__RefHeading___Toc156148_4049217194">
+          <w:hyperlink w:anchor="__RefHeading___Toc156148_3199679052">
             <w:r>
               <w:rPr>
                 <w:webHidden/>
@@ -1051,7 +1051,7 @@
             </w:tabs>
             <w:rPr/>
           </w:pPr>
-          <w:hyperlink w:anchor="__RefHeading___Toc156150_4049217194">
+          <w:hyperlink w:anchor="__RefHeading___Toc156150_3199679052">
             <w:r>
               <w:rPr>
                 <w:webHidden/>
@@ -1073,7 +1073,7 @@
             </w:tabs>
             <w:rPr/>
           </w:pPr>
-          <w:hyperlink w:anchor="__RefHeading___Toc156152_4049217194">
+          <w:hyperlink w:anchor="__RefHeading___Toc156152_3199679052">
             <w:r>
               <w:rPr>
                 <w:webHidden/>
@@ -1095,7 +1095,7 @@
             </w:tabs>
             <w:rPr/>
           </w:pPr>
-          <w:hyperlink w:anchor="__RefHeading___Toc156154_4049217194">
+          <w:hyperlink w:anchor="__RefHeading___Toc156154_3199679052">
             <w:r>
               <w:rPr>
                 <w:webHidden/>
@@ -1117,7 +1117,7 @@
             </w:tabs>
             <w:rPr/>
           </w:pPr>
-          <w:hyperlink w:anchor="__RefHeading___Toc156156_4049217194">
+          <w:hyperlink w:anchor="__RefHeading___Toc156156_3199679052">
             <w:r>
               <w:rPr>
                 <w:webHidden/>
@@ -1139,7 +1139,7 @@
             </w:tabs>
             <w:rPr/>
           </w:pPr>
-          <w:hyperlink w:anchor="__RefHeading___Toc156158_4049217194">
+          <w:hyperlink w:anchor="__RefHeading___Toc156158_3199679052">
             <w:r>
               <w:rPr>
                 <w:webHidden/>
@@ -1161,7 +1161,7 @@
             </w:tabs>
             <w:rPr/>
           </w:pPr>
-          <w:hyperlink w:anchor="__RefHeading___Toc156160_4049217194">
+          <w:hyperlink w:anchor="__RefHeading___Toc156160_3199679052">
             <w:r>
               <w:rPr>
                 <w:webHidden/>
@@ -1183,7 +1183,7 @@
             </w:tabs>
             <w:rPr/>
           </w:pPr>
-          <w:hyperlink w:anchor="__RefHeading___Toc156162_4049217194">
+          <w:hyperlink w:anchor="__RefHeading___Toc156162_3199679052">
             <w:r>
               <w:rPr>
                 <w:webHidden/>
@@ -1231,7 +1231,7 @@
       <w:r>
         <w:br w:type="page"/>
       </w:r>
-      <w:bookmarkStart w:id="0" w:name="__RefHeading___Toc156128_4049217194"/>
+      <w:bookmarkStart w:id="0" w:name="__RefHeading___Toc156128_3199679052"/>
       <w:bookmarkStart w:id="1" w:name="_Toc48319687"/>
       <w:bookmarkStart w:id="2" w:name="_Toc11824118"/>
       <w:bookmarkEnd w:id="0"/>
@@ -1874,7 +1874,7 @@
           <w:spacing w:val="0"/>
         </w:rPr>
       </w:pPr>
-      <w:bookmarkStart w:id="4" w:name="__RefHeading___Toc156130_4049217194"/>
+      <w:bookmarkStart w:id="4" w:name="__RefHeading___Toc156130_3199679052"/>
       <w:bookmarkStart w:id="5" w:name="_Toc233203388"/>
       <w:bookmarkEnd w:id="4"/>
       <w:r>
@@ -2784,7 +2784,7 @@
         <w:pageBreakBefore w:val="false"/>
         <w:rPr/>
       </w:pPr>
-      <w:bookmarkStart w:id="6" w:name="__RefHeading___Toc156132_4049217194"/>
+      <w:bookmarkStart w:id="6" w:name="__RefHeading___Toc156132_3199679052"/>
       <w:bookmarkEnd w:id="6"/>
       <w:r>
         <w:rPr>
@@ -3380,7 +3380,7 @@
       <w:r>
         <w:br w:type="page"/>
       </w:r>
-      <w:bookmarkStart w:id="7" w:name="__RefHeading___Toc156134_4049217194"/>
+      <w:bookmarkStart w:id="7" w:name="__RefHeading___Toc156134_3199679052"/>
       <w:bookmarkEnd w:id="7"/>
       <w:r>
         <w:rPr>
@@ -4141,7 +4141,7 @@
       <w:r>
         <w:br w:type="page"/>
       </w:r>
-      <w:bookmarkStart w:id="8" w:name="__RefHeading___Toc156136_4049217194"/>
+      <w:bookmarkStart w:id="8" w:name="__RefHeading___Toc156136_3199679052"/>
       <w:bookmarkEnd w:id="8"/>
       <w:r>
         <w:rPr>
@@ -4176,7 +4176,7 @@
         <w:pStyle w:val="Heading1"/>
         <w:rPr/>
       </w:pPr>
-      <w:bookmarkStart w:id="9" w:name="__RefHeading___Toc156138_4049217194"/>
+      <w:bookmarkStart w:id="9" w:name="__RefHeading___Toc156138_3199679052"/>
       <w:bookmarkEnd w:id="9"/>
       <w:r>
         <w:rPr>
@@ -4530,7 +4530,7 @@
       <w:r>
         <w:br w:type="page"/>
       </w:r>
-      <w:bookmarkStart w:id="10" w:name="__RefHeading___Toc156140_4049217194"/>
+      <w:bookmarkStart w:id="10" w:name="__RefHeading___Toc156140_3199679052"/>
       <w:bookmarkEnd w:id="10"/>
       <w:r>
         <w:rPr>
@@ -4884,7 +4884,7 @@
       <w:r>
         <w:br w:type="page"/>
       </w:r>
-      <w:bookmarkStart w:id="11" w:name="__RefHeading___Toc156142_4049217194"/>
+      <w:bookmarkStart w:id="11" w:name="__RefHeading___Toc156142_3199679052"/>
       <w:bookmarkEnd w:id="11"/>
       <w:r>
         <w:rPr>
@@ -5263,7 +5263,7 @@
         <w:pStyle w:val="Heading1"/>
         <w:rPr/>
       </w:pPr>
-      <w:bookmarkStart w:id="12" w:name="__RefHeading___Toc156144_4049217194"/>
+      <w:bookmarkStart w:id="12" w:name="__RefHeading___Toc156144_3199679052"/>
       <w:bookmarkEnd w:id="12"/>
       <w:r>
         <w:rPr>
@@ -5719,7 +5719,7 @@
         <w:pStyle w:val="Heading1"/>
         <w:rPr/>
       </w:pPr>
-      <w:bookmarkStart w:id="13" w:name="__RefHeading___Toc156146_4049217194"/>
+      <w:bookmarkStart w:id="13" w:name="__RefHeading___Toc156146_3199679052"/>
       <w:bookmarkEnd w:id="13"/>
       <w:r>
         <w:rPr>
@@ -6098,7 +6098,7 @@
         <w:pStyle w:val="Heading1"/>
         <w:rPr/>
       </w:pPr>
-      <w:bookmarkStart w:id="14" w:name="__RefHeading___Toc156148_4049217194"/>
+      <w:bookmarkStart w:id="14" w:name="__RefHeading___Toc156148_3199679052"/>
       <w:bookmarkEnd w:id="14"/>
       <w:r>
         <w:rPr>
@@ -6115,7 +6115,7 @@
         <w:pStyle w:val="Heading2"/>
         <w:rPr/>
       </w:pPr>
-      <w:bookmarkStart w:id="15" w:name="__RefHeading___Toc156150_4049217194"/>
+      <w:bookmarkStart w:id="15" w:name="__RefHeading___Toc156150_3199679052"/>
       <w:bookmarkEnd w:id="15"/>
       <w:r>
         <w:rPr>
@@ -6170,7 +6170,7 @@
         <w:pStyle w:val="Heading2"/>
         <w:rPr/>
       </w:pPr>
-      <w:bookmarkStart w:id="16" w:name="__RefHeading___Toc156152_4049217194"/>
+      <w:bookmarkStart w:id="16" w:name="__RefHeading___Toc156152_3199679052"/>
       <w:bookmarkEnd w:id="16"/>
       <w:r>
         <w:rPr>
@@ -6228,7 +6228,7 @@
         <w:pStyle w:val="Heading1"/>
         <w:rPr/>
       </w:pPr>
-      <w:bookmarkStart w:id="17" w:name="__RefHeading___Toc156154_4049217194"/>
+      <w:bookmarkStart w:id="17" w:name="__RefHeading___Toc156154_3199679052"/>
       <w:bookmarkEnd w:id="17"/>
       <w:r>
         <w:rPr>
@@ -6582,7 +6582,7 @@
       <w:r>
         <w:br w:type="page"/>
       </w:r>
-      <w:bookmarkStart w:id="18" w:name="__RefHeading___Toc156156_4049217194"/>
+      <w:bookmarkStart w:id="18" w:name="__RefHeading___Toc156156_3199679052"/>
       <w:bookmarkEnd w:id="18"/>
       <w:r>
         <w:rPr>
@@ -7013,7 +7013,7 @@
       <w:r>
         <w:br w:type="page"/>
       </w:r>
-      <w:bookmarkStart w:id="19" w:name="__RefHeading___Toc156158_4049217194"/>
+      <w:bookmarkStart w:id="19" w:name="__RefHeading___Toc156158_3199679052"/>
       <w:bookmarkEnd w:id="19"/>
       <w:r>
         <w:rPr>
@@ -7048,7 +7048,7 @@
         <w:pStyle w:val="Heading1"/>
         <w:rPr/>
       </w:pPr>
-      <w:bookmarkStart w:id="20" w:name="__RefHeading___Toc156160_4049217194"/>
+      <w:bookmarkStart w:id="20" w:name="__RefHeading___Toc156160_3199679052"/>
       <w:bookmarkEnd w:id="20"/>
       <w:r>
         <w:rPr>
@@ -7718,7 +7718,7 @@
       <w:r>
         <w:br w:type="page"/>
       </w:r>
-      <w:bookmarkStart w:id="21" w:name="__RefHeading___Toc156162_4049217194"/>
+      <w:bookmarkStart w:id="21" w:name="__RefHeading___Toc156162_3199679052"/>
       <w:bookmarkStart w:id="22" w:name="_Toc233203395"/>
       <w:bookmarkEnd w:id="21"/>
       <w:r>

--- a/docs/package/06_Support/BrokerVerse_Release_Notes_Template.docx
+++ b/docs/package/06_Support/BrokerVerse_Release_Notes_Template.docx
@@ -10,7 +10,7 @@
       <w:r>
         <w:rPr/>
         <w:drawing>
-          <wp:anchor behindDoc="1" distT="0" distB="0" distL="0" distR="0" simplePos="0" locked="0" layoutInCell="0" allowOverlap="1" relativeHeight="21">
+          <wp:anchor behindDoc="1" distT="0" distB="0" distL="0" distR="0" simplePos="0" locked="0" layoutInCell="0" allowOverlap="1" relativeHeight="24">
             <wp:simplePos x="0" y="0"/>
             <wp:positionH relativeFrom="margin">
               <wp:posOffset>-914400</wp:posOffset>
@@ -55,7 +55,7 @@
           </wp:anchor>
         </w:drawing>
         <w:drawing>
-          <wp:anchor behindDoc="1" distT="0" distB="0" distL="0" distR="0" simplePos="0" locked="0" layoutInCell="0" allowOverlap="1" relativeHeight="32">
+          <wp:anchor behindDoc="1" distT="0" distB="0" distL="0" distR="0" simplePos="0" locked="0" layoutInCell="0" allowOverlap="1" relativeHeight="35">
             <wp:simplePos x="0" y="0"/>
             <wp:positionH relativeFrom="margin">
               <wp:align>center</wp:align>
@@ -111,7 +111,7 @@
         <mc:AlternateContent>
           <mc:Choice Requires="wps">
             <w:drawing>
-              <wp:anchor behindDoc="0" distT="45720" distB="45720" distL="114300" distR="114300" simplePos="0" locked="0" layoutInCell="0" allowOverlap="1" relativeHeight="22" wp14:anchorId="3D43415C">
+              <wp:anchor behindDoc="0" distT="45720" distB="45720" distL="114300" distR="114300" simplePos="0" locked="0" layoutInCell="0" allowOverlap="1" relativeHeight="25" wp14:anchorId="3D43415C">
                 <wp:simplePos x="0" y="0"/>
                 <wp:positionH relativeFrom="page">
                   <wp:posOffset>194310</wp:posOffset>
@@ -226,7 +226,7 @@
         <mc:AlternateContent>
           <mc:Choice Requires="wps">
             <w:drawing>
-              <wp:anchor behindDoc="0" distT="45720" distB="45720" distL="113030" distR="114935" simplePos="0" locked="0" layoutInCell="0" allowOverlap="1" relativeHeight="24" wp14:anchorId="58C23128">
+              <wp:anchor behindDoc="0" distT="45720" distB="45720" distL="113030" distR="114935" simplePos="0" locked="0" layoutInCell="0" allowOverlap="1" relativeHeight="27" wp14:anchorId="58C23128">
                 <wp:simplePos x="0" y="0"/>
                 <wp:positionH relativeFrom="page">
                   <wp:posOffset>3094990</wp:posOffset>
@@ -285,7 +285,7 @@
                                 <w:bCs/>
                                 <w:color w:val="1D74BA"/>
                               </w:rPr>
-                              <w:t>1.0</w:t>
+                              <w:t>1.1</w:t>
                             </w:r>
                           </w:p>
                         </w:txbxContent>
@@ -328,7 +328,7 @@
                           <w:bCs/>
                           <w:color w:val="1D74BA"/>
                         </w:rPr>
-                        <w:t>1.0</w:t>
+                        <w:t>1.1</w:t>
                       </w:r>
                     </w:p>
                   </w:txbxContent>
@@ -341,7 +341,7 @@
         <mc:AlternateContent>
           <mc:Choice Requires="wps">
             <w:drawing>
-              <wp:anchor behindDoc="0" distT="45720" distB="45720" distL="114300" distR="113665" simplePos="0" locked="0" layoutInCell="0" allowOverlap="1" relativeHeight="26" wp14:anchorId="1BF25123">
+              <wp:anchor behindDoc="0" distT="45720" distB="45720" distL="114300" distR="113665" simplePos="0" locked="0" layoutInCell="0" allowOverlap="1" relativeHeight="29" wp14:anchorId="1BF25123">
                 <wp:simplePos x="0" y="0"/>
                 <wp:positionH relativeFrom="page">
                   <wp:posOffset>4992370</wp:posOffset>
@@ -400,7 +400,7 @@
                                 <w:bCs/>
                                 <w:color w:val="1D74BA"/>
                               </w:rPr>
-                              <w:t>03 October 2026</w:t>
+                              <w:t>04 October 2026</w:t>
                             </w:r>
                           </w:p>
                         </w:txbxContent>
@@ -443,7 +443,7 @@
                           <w:bCs/>
                           <w:color w:val="1D74BA"/>
                         </w:rPr>
-                        <w:t>03 October 2026</w:t>
+                        <w:t>04 October 2026</w:t>
                       </w:r>
                     </w:p>
                   </w:txbxContent>
@@ -456,7 +456,7 @@
         <mc:AlternateContent>
           <mc:Choice Requires="wps">
             <w:drawing>
-              <wp:anchor behindDoc="0" distT="45720" distB="46355" distL="114300" distR="114300" simplePos="0" locked="0" layoutInCell="0" allowOverlap="1" relativeHeight="28" wp14:anchorId="01DE2BF4">
+              <wp:anchor behindDoc="0" distT="45720" distB="46355" distL="114300" distR="114300" simplePos="0" locked="0" layoutInCell="0" allowOverlap="1" relativeHeight="31" wp14:anchorId="01DE2BF4">
                 <wp:simplePos x="0" y="0"/>
                 <wp:positionH relativeFrom="margin">
                   <wp:align>center</wp:align>
@@ -601,7 +601,7 @@
         <mc:AlternateContent>
           <mc:Choice Requires="wps">
             <w:drawing>
-              <wp:anchor behindDoc="0" distT="45720" distB="50800" distL="114300" distR="114300" simplePos="0" locked="0" layoutInCell="0" allowOverlap="1" relativeHeight="30" wp14:anchorId="204C02CC">
+              <wp:anchor behindDoc="0" distT="45720" distB="50800" distL="114300" distR="114300" simplePos="0" locked="0" layoutInCell="0" allowOverlap="1" relativeHeight="33" wp14:anchorId="204C02CC">
                 <wp:simplePos x="0" y="0"/>
                 <wp:positionH relativeFrom="margin">
                   <wp:align>center</wp:align>
@@ -789,7 +789,7 @@
             </w:rPr>
             <w:fldChar w:fldCharType="separate"/>
           </w:r>
-          <w:hyperlink w:anchor="__RefHeading___Toc156128_3199679052">
+          <w:hyperlink w:anchor="__RefHeading___Toc34820_1360963153">
             <w:r>
               <w:rPr>
                 <w:webHidden/>
@@ -824,7 +824,7 @@
             </w:tabs>
             <w:rPr/>
           </w:pPr>
-          <w:hyperlink w:anchor="__RefHeading___Toc156130_3199679052">
+          <w:hyperlink w:anchor="__RefHeading___Toc34822_1360963153">
             <w:r>
               <w:rPr>
                 <w:webHidden/>
@@ -853,7 +853,7 @@
             </w:tabs>
             <w:rPr/>
           </w:pPr>
-          <w:hyperlink w:anchor="__RefHeading___Toc156132_3199679052">
+          <w:hyperlink w:anchor="__RefHeading___Toc34824_1360963153">
             <w:r>
               <w:rPr>
                 <w:webHidden/>
@@ -875,7 +875,7 @@
             </w:tabs>
             <w:rPr/>
           </w:pPr>
-          <w:hyperlink w:anchor="__RefHeading___Toc156134_3199679052">
+          <w:hyperlink w:anchor="__RefHeading___Toc34826_1360963153">
             <w:r>
               <w:rPr>
                 <w:webHidden/>
@@ -897,7 +897,7 @@
             </w:tabs>
             <w:rPr/>
           </w:pPr>
-          <w:hyperlink w:anchor="__RefHeading___Toc156136_3199679052">
+          <w:hyperlink w:anchor="__RefHeading___Toc34828_1360963153">
             <w:r>
               <w:rPr>
                 <w:webHidden/>
@@ -919,7 +919,7 @@
             </w:tabs>
             <w:rPr/>
           </w:pPr>
-          <w:hyperlink w:anchor="__RefHeading___Toc156138_3199679052">
+          <w:hyperlink w:anchor="__RefHeading___Toc34830_1360963153">
             <w:r>
               <w:rPr>
                 <w:webHidden/>
@@ -941,7 +941,7 @@
             </w:tabs>
             <w:rPr/>
           </w:pPr>
-          <w:hyperlink w:anchor="__RefHeading___Toc156140_3199679052">
+          <w:hyperlink w:anchor="__RefHeading___Toc34832_1360963153">
             <w:r>
               <w:rPr>
                 <w:webHidden/>
@@ -963,7 +963,7 @@
             </w:tabs>
             <w:rPr/>
           </w:pPr>
-          <w:hyperlink w:anchor="__RefHeading___Toc156142_3199679052">
+          <w:hyperlink w:anchor="__RefHeading___Toc34834_1360963153">
             <w:r>
               <w:rPr>
                 <w:webHidden/>
@@ -985,7 +985,7 @@
             </w:tabs>
             <w:rPr/>
           </w:pPr>
-          <w:hyperlink w:anchor="__RefHeading___Toc156144_3199679052">
+          <w:hyperlink w:anchor="__RefHeading___Toc34836_1360963153">
             <w:r>
               <w:rPr>
                 <w:webHidden/>
@@ -1007,13 +1007,13 @@
             </w:tabs>
             <w:rPr/>
           </w:pPr>
-          <w:hyperlink w:anchor="__RefHeading___Toc156146_3199679052">
+          <w:hyperlink w:anchor="__RefHeading___Toc34838_1360963153">
             <w:r>
               <w:rPr>
                 <w:webHidden/>
                 <w:rStyle w:val="IndexLink"/>
               </w:rPr>
-              <w:t>10. Database changes</w:t>
+              <w:t>10. Scheduled jobs</w:t>
               <w:tab/>
               <w:t>11</w:t>
             </w:r>
@@ -1029,15 +1029,81 @@
             </w:tabs>
             <w:rPr/>
           </w:pPr>
-          <w:hyperlink w:anchor="__RefHeading___Toc156148_3199679052">
+          <w:hyperlink w:anchor="__RefHeading___Toc34840_1360963153">
             <w:r>
               <w:rPr>
                 <w:webHidden/>
                 <w:rStyle w:val="IndexLink"/>
               </w:rPr>
-              <w:t>11. Actions for the broker</w:t>
+              <w:t>11. Integrations and connectors</w:t>
               <w:tab/>
               <w:t>12</w:t>
+            </w:r>
+          </w:hyperlink>
+        </w:p>
+        <w:p>
+          <w:pPr>
+            <w:pStyle w:val="TOC1"/>
+            <w:tabs>
+              <w:tab w:val="clear" w:pos="900"/>
+              <w:tab w:val="clear" w:pos="9350"/>
+              <w:tab w:val="right" w:pos="9025" w:leader="dot"/>
+            </w:tabs>
+            <w:rPr/>
+          </w:pPr>
+          <w:hyperlink w:anchor="__RefHeading___Toc34842_1360963153">
+            <w:r>
+              <w:rPr>
+                <w:webHidden/>
+                <w:rStyle w:val="IndexLink"/>
+              </w:rPr>
+              <w:t>12. Environment variables and keys</w:t>
+              <w:tab/>
+              <w:t>13</w:t>
+            </w:r>
+          </w:hyperlink>
+        </w:p>
+        <w:p>
+          <w:pPr>
+            <w:pStyle w:val="TOC1"/>
+            <w:tabs>
+              <w:tab w:val="clear" w:pos="900"/>
+              <w:tab w:val="clear" w:pos="9350"/>
+              <w:tab w:val="right" w:pos="9025" w:leader="dot"/>
+            </w:tabs>
+            <w:rPr/>
+          </w:pPr>
+          <w:hyperlink w:anchor="__RefHeading___Toc34844_1360963153">
+            <w:r>
+              <w:rPr>
+                <w:webHidden/>
+                <w:rStyle w:val="IndexLink"/>
+              </w:rPr>
+              <w:t>13. Database changes</w:t>
+              <w:tab/>
+              <w:t>14</w:t>
+            </w:r>
+          </w:hyperlink>
+        </w:p>
+        <w:p>
+          <w:pPr>
+            <w:pStyle w:val="TOC1"/>
+            <w:tabs>
+              <w:tab w:val="clear" w:pos="900"/>
+              <w:tab w:val="clear" w:pos="9350"/>
+              <w:tab w:val="right" w:pos="9025" w:leader="dot"/>
+            </w:tabs>
+            <w:rPr/>
+          </w:pPr>
+          <w:hyperlink w:anchor="__RefHeading___Toc34846_1360963153">
+            <w:r>
+              <w:rPr>
+                <w:webHidden/>
+                <w:rStyle w:val="IndexLink"/>
+              </w:rPr>
+              <w:t>14. Actions for the broker</w:t>
+              <w:tab/>
+              <w:t>15</w:t>
             </w:r>
           </w:hyperlink>
         </w:p>
@@ -1051,15 +1117,15 @@
             </w:tabs>
             <w:rPr/>
           </w:pPr>
-          <w:hyperlink w:anchor="__RefHeading___Toc156150_3199679052">
+          <w:hyperlink w:anchor="__RefHeading___Toc34848_1360963153">
             <w:r>
               <w:rPr>
                 <w:webHidden/>
                 <w:rStyle w:val="IndexLink"/>
               </w:rPr>
-              <w:t>11.1 Before deployment</w:t>
+              <w:t>14.1 Before deployment</w:t>
               <w:tab/>
-              <w:t>12</w:t>
+              <w:t>15</w:t>
             </w:r>
           </w:hyperlink>
         </w:p>
@@ -1073,15 +1139,15 @@
             </w:tabs>
             <w:rPr/>
           </w:pPr>
-          <w:hyperlink w:anchor="__RefHeading___Toc156152_3199679052">
+          <w:hyperlink w:anchor="__RefHeading___Toc34850_1360963153">
             <w:r>
               <w:rPr>
                 <w:webHidden/>
                 <w:rStyle w:val="IndexLink"/>
               </w:rPr>
-              <w:t>11.2 After deployment</w:t>
+              <w:t>14.2 After deployment</w:t>
               <w:tab/>
-              <w:t>12</w:t>
+              <w:t>15</w:t>
             </w:r>
           </w:hyperlink>
         </w:p>
@@ -1095,15 +1161,15 @@
             </w:tabs>
             <w:rPr/>
           </w:pPr>
-          <w:hyperlink w:anchor="__RefHeading___Toc156154_3199679052">
+          <w:hyperlink w:anchor="__RefHeading___Toc34852_1360963153">
             <w:r>
               <w:rPr>
                 <w:webHidden/>
                 <w:rStyle w:val="IndexLink"/>
               </w:rPr>
-              <w:t>12. Known issues in this release</w:t>
+              <w:t>15. Known issues in this release</w:t>
               <w:tab/>
-              <w:t>13</w:t>
+              <w:t>16</w:t>
             </w:r>
           </w:hyperlink>
         </w:p>
@@ -1117,15 +1183,15 @@
             </w:tabs>
             <w:rPr/>
           </w:pPr>
-          <w:hyperlink w:anchor="__RefHeading___Toc156156_3199679052">
+          <w:hyperlink w:anchor="__RefHeading___Toc34854_1360963153">
             <w:r>
               <w:rPr>
                 <w:webHidden/>
                 <w:rStyle w:val="IndexLink"/>
               </w:rPr>
-              <w:t>13. Testing performed</w:t>
+              <w:t>16. Testing performed</w:t>
               <w:tab/>
-              <w:t>14</w:t>
+              <w:t>17</w:t>
             </w:r>
           </w:hyperlink>
         </w:p>
@@ -1139,15 +1205,15 @@
             </w:tabs>
             <w:rPr/>
           </w:pPr>
-          <w:hyperlink w:anchor="__RefHeading___Toc156158_3199679052">
+          <w:hyperlink w:anchor="__RefHeading___Toc34856_1360963153">
             <w:r>
               <w:rPr>
                 <w:webHidden/>
                 <w:rStyle w:val="IndexLink"/>
               </w:rPr>
-              <w:t>14. Rollback plan</w:t>
+              <w:t>17. Rollback plan</w:t>
               <w:tab/>
-              <w:t>15</w:t>
+              <w:t>18</w:t>
             </w:r>
           </w:hyperlink>
         </w:p>
@@ -1161,15 +1227,15 @@
             </w:tabs>
             <w:rPr/>
           </w:pPr>
-          <w:hyperlink w:anchor="__RefHeading___Toc156160_3199679052">
+          <w:hyperlink w:anchor="__RefHeading___Toc34858_1360963153">
             <w:r>
               <w:rPr>
                 <w:webHidden/>
                 <w:rStyle w:val="IndexLink"/>
               </w:rPr>
-              <w:t>15. Approval</w:t>
+              <w:t>18. Approval</w:t>
               <w:tab/>
-              <w:t>16</w:t>
+              <w:t>19</w:t>
             </w:r>
           </w:hyperlink>
         </w:p>
@@ -1183,7 +1249,7 @@
             </w:tabs>
             <w:rPr/>
           </w:pPr>
-          <w:hyperlink w:anchor="__RefHeading___Toc156162_3199679052">
+          <w:hyperlink w:anchor="__RefHeading___Toc34860_1360963153">
             <w:r>
               <w:rPr>
                 <w:webHidden/>
@@ -1191,14 +1257,14 @@
                 <w:i w:val="false"/>
                 <w:iCs w:val="false"/>
               </w:rPr>
-              <w:t>16. Document Sign-Off</w:t>
+              <w:t>19. Document Sign-Off</w:t>
             </w:r>
             <w:r>
               <w:rPr>
                 <w:rStyle w:val="IndexLink"/>
               </w:rPr>
               <w:tab/>
-              <w:t>17</w:t>
+              <w:t>20</w:t>
             </w:r>
           </w:hyperlink>
           <w:r>
@@ -1231,7 +1297,7 @@
       <w:r>
         <w:br w:type="page"/>
       </w:r>
-      <w:bookmarkStart w:id="0" w:name="__RefHeading___Toc156128_3199679052"/>
+      <w:bookmarkStart w:id="0" w:name="__RefHeading___Toc34820_1360963153"/>
       <w:bookmarkStart w:id="1" w:name="_Toc48319687"/>
       <w:bookmarkStart w:id="2" w:name="_Toc11824118"/>
       <w:bookmarkEnd w:id="0"/>
@@ -1588,7 +1654,7 @@
                 <w:szCs w:val="24"/>
                 <w:lang w:val="en-US" w:eastAsia="ja-JP" w:bidi="ar-SA"/>
               </w:rPr>
-              <w:t>03 October 2026</w:t>
+              <w:t>04 October 2026</w:t>
             </w:r>
           </w:p>
         </w:tc>
@@ -1625,7 +1691,7 @@
                 <w:szCs w:val="24"/>
                 <w:lang w:val="en-US" w:eastAsia="ja-JP" w:bidi="ar-SA"/>
               </w:rPr>
-              <w:t>1.0</w:t>
+              <w:t>1.1</w:t>
             </w:r>
           </w:p>
         </w:tc>
@@ -1771,7 +1837,7 @@
                 <w:szCs w:val="24"/>
                 <w:lang w:val="en-US" w:eastAsia="ja-JP" w:bidi="ar-SA"/>
               </w:rPr>
-              <w:t>Template; one copy per release or patch</w:t>
+              <w:t>Template; one copy per release or patch. 1.1: sections for scheduled jobs, integration connectors, environment variables and keys, and regulatory settings to confirm</w:t>
             </w:r>
           </w:p>
         </w:tc>
@@ -1874,7 +1940,7 @@
           <w:spacing w:val="0"/>
         </w:rPr>
       </w:pPr>
-      <w:bookmarkStart w:id="4" w:name="__RefHeading___Toc156130_3199679052"/>
+      <w:bookmarkStart w:id="4" w:name="__RefHeading___Toc34822_1360963153"/>
       <w:bookmarkStart w:id="5" w:name="_Toc233203388"/>
       <w:bookmarkEnd w:id="4"/>
       <w:r>
@@ -2784,7 +2850,7 @@
         <w:pageBreakBefore w:val="false"/>
         <w:rPr/>
       </w:pPr>
-      <w:bookmarkStart w:id="6" w:name="__RefHeading___Toc156132_3199679052"/>
+      <w:bookmarkStart w:id="6" w:name="__RefHeading___Toc34824_1360963153"/>
       <w:bookmarkEnd w:id="6"/>
       <w:r>
         <w:rPr>
@@ -3380,7 +3446,7 @@
       <w:r>
         <w:br w:type="page"/>
       </w:r>
-      <w:bookmarkStart w:id="7" w:name="__RefHeading___Toc156134_3199679052"/>
+      <w:bookmarkStart w:id="7" w:name="__RefHeading___Toc34826_1360963153"/>
       <w:bookmarkEnd w:id="7"/>
       <w:r>
         <w:rPr>
@@ -4141,7 +4207,7 @@
       <w:r>
         <w:br w:type="page"/>
       </w:r>
-      <w:bookmarkStart w:id="8" w:name="__RefHeading___Toc156136_3199679052"/>
+      <w:bookmarkStart w:id="8" w:name="__RefHeading___Toc34828_1360963153"/>
       <w:bookmarkEnd w:id="8"/>
       <w:r>
         <w:rPr>
@@ -4176,7 +4242,7 @@
         <w:pStyle w:val="Heading1"/>
         <w:rPr/>
       </w:pPr>
-      <w:bookmarkStart w:id="9" w:name="__RefHeading___Toc156138_3199679052"/>
+      <w:bookmarkStart w:id="9" w:name="__RefHeading___Toc34830_1360963153"/>
       <w:bookmarkEnd w:id="9"/>
       <w:r>
         <w:rPr>
@@ -4530,7 +4596,7 @@
       <w:r>
         <w:br w:type="page"/>
       </w:r>
-      <w:bookmarkStart w:id="10" w:name="__RefHeading___Toc156140_3199679052"/>
+      <w:bookmarkStart w:id="10" w:name="__RefHeading___Toc34832_1360963153"/>
       <w:bookmarkEnd w:id="10"/>
       <w:r>
         <w:rPr>
@@ -4884,7 +4950,7 @@
       <w:r>
         <w:br w:type="page"/>
       </w:r>
-      <w:bookmarkStart w:id="11" w:name="__RefHeading___Toc156142_3199679052"/>
+      <w:bookmarkStart w:id="11" w:name="__RefHeading___Toc34834_1360963153"/>
       <w:bookmarkEnd w:id="11"/>
       <w:r>
         <w:rPr>
@@ -5263,7 +5329,7 @@
         <w:pStyle w:val="Heading1"/>
         <w:rPr/>
       </w:pPr>
-      <w:bookmarkStart w:id="12" w:name="__RefHeading___Toc156144_3199679052"/>
+      <w:bookmarkStart w:id="12" w:name="__RefHeading___Toc34836_1360963153"/>
       <w:bookmarkEnd w:id="12"/>
       <w:r>
         <w:rPr>
@@ -5278,7 +5344,7 @@
     <w:tbl>
       <w:tblPr>
         <w:tblStyle w:val="TableGrid"/>
-        <w:tblW w:w="9013" w:type="dxa"/>
+        <w:tblW w:w="9015" w:type="dxa"/>
         <w:jc w:val="left"/>
         <w:tblInd w:w="0" w:type="dxa"/>
         <w:tblLayout w:type="fixed"/>
@@ -5291,11 +5357,11 @@
         <w:tblLook w:val="04a0" w:noHBand="0" w:noVBand="1" w:firstColumn="1" w:lastRow="0" w:lastColumn="0" w:firstRow="1"/>
       </w:tblPr>
       <w:tblGrid>
-        <w:gridCol w:w="3909"/>
-        <w:gridCol w:w="908"/>
-        <w:gridCol w:w="1445"/>
-        <w:gridCol w:w="1306"/>
-        <w:gridCol w:w="1445"/>
+        <w:gridCol w:w="2882"/>
+        <w:gridCol w:w="907"/>
+        <w:gridCol w:w="1118"/>
+        <w:gridCol w:w="1243"/>
+        <w:gridCol w:w="2865"/>
       </w:tblGrid>
       <w:tr>
         <w:trPr>
@@ -5303,7 +5369,7 @@
         </w:trPr>
         <w:tc>
           <w:tcPr>
-            <w:tcW w:w="3909" w:type="dxa"/>
+            <w:tcW w:w="2882" w:type="dxa"/>
             <w:tcBorders>
               <w:top w:val="single" w:sz="4" w:space="0" w:color="BFC7D1"/>
               <w:left w:val="single" w:sz="4" w:space="0" w:color="BFC7D1"/>
@@ -5342,7 +5408,7 @@
         </w:tc>
         <w:tc>
           <w:tcPr>
-            <w:tcW w:w="908" w:type="dxa"/>
+            <w:tcW w:w="907" w:type="dxa"/>
             <w:tcBorders>
               <w:top w:val="single" w:sz="4" w:space="0" w:color="BFC7D1"/>
               <w:left w:val="single" w:sz="4" w:space="0" w:color="BFC7D1"/>
@@ -5381,7 +5447,7 @@
         </w:tc>
         <w:tc>
           <w:tcPr>
-            <w:tcW w:w="1445" w:type="dxa"/>
+            <w:tcW w:w="1118" w:type="dxa"/>
             <w:tcBorders>
               <w:top w:val="single" w:sz="4" w:space="0" w:color="BFC7D1"/>
               <w:left w:val="single" w:sz="4" w:space="0" w:color="BFC7D1"/>
@@ -5420,7 +5486,7 @@
         </w:tc>
         <w:tc>
           <w:tcPr>
-            <w:tcW w:w="1306" w:type="dxa"/>
+            <w:tcW w:w="1243" w:type="dxa"/>
             <w:tcBorders>
               <w:top w:val="single" w:sz="4" w:space="0" w:color="BFC7D1"/>
               <w:left w:val="single" w:sz="4" w:space="0" w:color="BFC7D1"/>
@@ -5459,7 +5525,7 @@
         </w:tc>
         <w:tc>
           <w:tcPr>
-            <w:tcW w:w="1445" w:type="dxa"/>
+            <w:tcW w:w="2865" w:type="dxa"/>
             <w:tcBorders>
               <w:top w:val="single" w:sz="4" w:space="0" w:color="BFC7D1"/>
               <w:left w:val="single" w:sz="4" w:space="0" w:color="BFC7D1"/>
@@ -5501,44 +5567,44 @@
         <w:trPr/>
         <w:tc>
           <w:tcPr>
-            <w:tcW w:w="3909" w:type="dxa"/>
-            <w:tcBorders>
-              <w:top w:val="single" w:sz="4" w:space="0" w:color="BFC7D1"/>
-              <w:left w:val="single" w:sz="4" w:space="0" w:color="BFC7D1"/>
-              <w:bottom w:val="single" w:sz="4" w:space="0" w:color="BFC7D1"/>
-              <w:right w:val="single" w:sz="4" w:space="0" w:color="BFC7D1"/>
-            </w:tcBorders>
-          </w:tcPr>
-          <w:p>
-            <w:pPr>
-              <w:pStyle w:val="Normal"/>
-              <w:widowControl/>
-              <w:spacing w:lineRule="auto" w:line="240" w:before="0" w:after="20"/>
-              <w:jc w:val="left"/>
-              <w:rPr>
-                <w:rFonts w:ascii="Aptos" w:hAnsi="Aptos" w:eastAsia="ＭＳ 明朝" w:cs="Arial"/>
-                <w:kern w:val="0"/>
-                <w:sz w:val="24"/>
-                <w:szCs w:val="24"/>
-                <w:lang w:val="en-US" w:eastAsia="ja-JP" w:bidi="ar-SA"/>
-              </w:rPr>
-            </w:pPr>
-            <w:r>
-              <w:rPr>
-                <w:rFonts w:eastAsia="Segoe UI" w:cs="Segoe UI" w:ascii="Segoe UI" w:hAnsi="Segoe UI"/>
-                <w:color w:val="101820"/>
-                <w:kern w:val="0"/>
-                <w:sz w:val="16"/>
-                <w:szCs w:val="24"/>
-                <w:lang w:val="en-US" w:eastAsia="ja-JP" w:bidi="ar-SA"/>
-              </w:rPr>
-              <w:t>[for example premium tax rule, BIR form layout, number series]</w:t>
-            </w:r>
-          </w:p>
-        </w:tc>
-        <w:tc>
-          <w:tcPr>
-            <w:tcW w:w="908" w:type="dxa"/>
+            <w:tcW w:w="2882" w:type="dxa"/>
+            <w:tcBorders>
+              <w:top w:val="single" w:sz="4" w:space="0" w:color="BFC7D1"/>
+              <w:left w:val="single" w:sz="4" w:space="0" w:color="BFC7D1"/>
+              <w:bottom w:val="single" w:sz="4" w:space="0" w:color="BFC7D1"/>
+              <w:right w:val="single" w:sz="4" w:space="0" w:color="BFC7D1"/>
+            </w:tcBorders>
+          </w:tcPr>
+          <w:p>
+            <w:pPr>
+              <w:pStyle w:val="Normal"/>
+              <w:widowControl/>
+              <w:spacing w:lineRule="auto" w:line="240" w:before="0" w:after="20"/>
+              <w:jc w:val="left"/>
+              <w:rPr>
+                <w:rFonts w:ascii="Aptos" w:hAnsi="Aptos" w:eastAsia="ＭＳ 明朝" w:cs="Arial"/>
+                <w:kern w:val="0"/>
+                <w:sz w:val="24"/>
+                <w:szCs w:val="24"/>
+                <w:lang w:val="en-US" w:eastAsia="ja-JP" w:bidi="ar-SA"/>
+              </w:rPr>
+            </w:pPr>
+            <w:r>
+              <w:rPr>
+                <w:rFonts w:eastAsia="Segoe UI" w:cs="Segoe UI" w:ascii="Segoe UI" w:hAnsi="Segoe UI"/>
+                <w:color w:val="101820"/>
+                <w:kern w:val="0"/>
+                <w:sz w:val="16"/>
+                <w:szCs w:val="24"/>
+                <w:lang w:val="en-US" w:eastAsia="ja-JP" w:bidi="ar-SA"/>
+              </w:rPr>
+              <w:t>[for example premium tax rule, BIR form layout, DAT file layout version, AMLC transaction codes, IC complaint deadlines, number series]</w:t>
+            </w:r>
+          </w:p>
+        </w:tc>
+        <w:tc>
+          <w:tcPr>
+            <w:tcW w:w="907" w:type="dxa"/>
             <w:tcBorders>
               <w:top w:val="single" w:sz="4" w:space="0" w:color="BFC7D1"/>
               <w:left w:val="single" w:sz="4" w:space="0" w:color="BFC7D1"/>
@@ -5575,7 +5641,7 @@
         </w:tc>
         <w:tc>
           <w:tcPr>
-            <w:tcW w:w="1445" w:type="dxa"/>
+            <w:tcW w:w="1118" w:type="dxa"/>
             <w:tcBorders>
               <w:top w:val="single" w:sz="4" w:space="0" w:color="BFC7D1"/>
               <w:left w:val="single" w:sz="4" w:space="0" w:color="BFC7D1"/>
@@ -5612,7 +5678,7 @@
         </w:tc>
         <w:tc>
           <w:tcPr>
-            <w:tcW w:w="1306" w:type="dxa"/>
+            <w:tcW w:w="1243" w:type="dxa"/>
             <w:tcBorders>
               <w:top w:val="single" w:sz="4" w:space="0" w:color="BFC7D1"/>
               <w:left w:val="single" w:sz="4" w:space="0" w:color="BFC7D1"/>
@@ -5649,38 +5715,38 @@
         </w:tc>
         <w:tc>
           <w:tcPr>
-            <w:tcW w:w="1445" w:type="dxa"/>
-            <w:tcBorders>
-              <w:top w:val="single" w:sz="4" w:space="0" w:color="BFC7D1"/>
-              <w:left w:val="single" w:sz="4" w:space="0" w:color="BFC7D1"/>
-              <w:bottom w:val="single" w:sz="4" w:space="0" w:color="BFC7D1"/>
-              <w:right w:val="single" w:sz="4" w:space="0" w:color="BFC7D1"/>
-            </w:tcBorders>
-          </w:tcPr>
-          <w:p>
-            <w:pPr>
-              <w:pStyle w:val="Normal"/>
-              <w:widowControl/>
-              <w:spacing w:lineRule="auto" w:line="240" w:before="0" w:after="20"/>
-              <w:jc w:val="left"/>
-              <w:rPr>
-                <w:rFonts w:ascii="Aptos" w:hAnsi="Aptos" w:eastAsia="ＭＳ 明朝" w:cs="Arial"/>
-                <w:kern w:val="0"/>
-                <w:sz w:val="24"/>
-                <w:szCs w:val="24"/>
-                <w:lang w:val="en-US" w:eastAsia="ja-JP" w:bidi="ar-SA"/>
-              </w:rPr>
-            </w:pPr>
-            <w:r>
-              <w:rPr>
-                <w:rFonts w:eastAsia="Segoe UI" w:cs="Segoe UI" w:ascii="Segoe UI" w:hAnsi="Segoe UI"/>
-                <w:color w:val="101820"/>
-                <w:kern w:val="0"/>
-                <w:sz w:val="16"/>
-                <w:szCs w:val="24"/>
-                <w:lang w:val="en-US" w:eastAsia="ja-JP" w:bidi="ar-SA"/>
-              </w:rPr>
-              <w:t>[yes / no]</w:t>
+            <w:tcW w:w="2865" w:type="dxa"/>
+            <w:tcBorders>
+              <w:top w:val="single" w:sz="4" w:space="0" w:color="BFC7D1"/>
+              <w:left w:val="single" w:sz="4" w:space="0" w:color="BFC7D1"/>
+              <w:bottom w:val="single" w:sz="4" w:space="0" w:color="BFC7D1"/>
+              <w:right w:val="single" w:sz="4" w:space="0" w:color="BFC7D1"/>
+            </w:tcBorders>
+          </w:tcPr>
+          <w:p>
+            <w:pPr>
+              <w:pStyle w:val="Normal"/>
+              <w:widowControl/>
+              <w:spacing w:lineRule="auto" w:line="240" w:before="0" w:after="20"/>
+              <w:jc w:val="left"/>
+              <w:rPr>
+                <w:rFonts w:ascii="Aptos" w:hAnsi="Aptos" w:eastAsia="ＭＳ 明朝" w:cs="Arial"/>
+                <w:kern w:val="0"/>
+                <w:sz w:val="24"/>
+                <w:szCs w:val="24"/>
+                <w:lang w:val="en-US" w:eastAsia="ja-JP" w:bidi="ar-SA"/>
+              </w:rPr>
+            </w:pPr>
+            <w:r>
+              <w:rPr>
+                <w:rFonts w:eastAsia="Segoe UI" w:cs="Segoe UI" w:ascii="Segoe UI" w:hAnsi="Segoe UI"/>
+                <w:color w:val="101820"/>
+                <w:kern w:val="0"/>
+                <w:sz w:val="16"/>
+                <w:szCs w:val="24"/>
+                <w:lang w:val="en-US" w:eastAsia="ja-JP" w:bidi="ar-SA"/>
+              </w:rPr>
+              <w:t>[yes / no: the tax adviser, compliance officer or DPO confirms]</w:t>
             </w:r>
           </w:p>
         </w:tc>
@@ -5719,7 +5785,7 @@
         <w:pStyle w:val="Heading1"/>
         <w:rPr/>
       </w:pPr>
-      <w:bookmarkStart w:id="13" w:name="__RefHeading___Toc156146_3199679052"/>
+      <w:bookmarkStart w:id="13" w:name="__RefHeading___Toc34838_1360963153"/>
       <w:bookmarkEnd w:id="13"/>
       <w:r>
         <w:rPr>
@@ -5728,7 +5794,1188 @@
           <w:color w:val="0F4761"/>
           <w:sz w:val="32"/>
         </w:rPr>
-        <w:t>10.  Database changes</w:t>
+        <w:t>10.  Scheduled jobs</w:t>
+      </w:r>
+    </w:p>
+    <w:tbl>
+      <w:tblPr>
+        <w:tblStyle w:val="TableGrid"/>
+        <w:tblW w:w="9013" w:type="dxa"/>
+        <w:jc w:val="left"/>
+        <w:tblInd w:w="0" w:type="dxa"/>
+        <w:tblLayout w:type="fixed"/>
+        <w:tblCellMar>
+          <w:top w:w="0" w:type="dxa"/>
+          <w:left w:w="108" w:type="dxa"/>
+          <w:bottom w:w="0" w:type="dxa"/>
+          <w:right w:w="108" w:type="dxa"/>
+        </w:tblCellMar>
+        <w:tblLook w:val="04a0" w:noHBand="0" w:noVBand="1" w:firstColumn="1" w:lastRow="0" w:lastColumn="0" w:firstRow="1"/>
+      </w:tblPr>
+      <w:tblGrid>
+        <w:gridCol w:w="1650"/>
+        <w:gridCol w:w="2412"/>
+        <w:gridCol w:w="1903"/>
+        <w:gridCol w:w="3047"/>
+      </w:tblGrid>
+      <w:tr>
+        <w:trPr>
+          <w:tblHeader w:val="true"/>
+        </w:trPr>
+        <w:tc>
+          <w:tcPr>
+            <w:tcW w:w="1650" w:type="dxa"/>
+            <w:tcBorders>
+              <w:top w:val="single" w:sz="4" w:space="0" w:color="BFC7D1"/>
+              <w:left w:val="single" w:sz="4" w:space="0" w:color="BFC7D1"/>
+              <w:bottom w:val="single" w:sz="4" w:space="0" w:color="BFC7D1"/>
+              <w:right w:val="single" w:sz="4" w:space="0" w:color="BFC7D1"/>
+            </w:tcBorders>
+            <w:shd w:color="auto" w:fill="DCE9F7" w:val="clear"/>
+          </w:tcPr>
+          <w:p>
+            <w:pPr>
+              <w:pStyle w:val="Normal"/>
+              <w:widowControl/>
+              <w:spacing w:lineRule="auto" w:line="240" w:before="0" w:after="20"/>
+              <w:jc w:val="left"/>
+              <w:rPr>
+                <w:rFonts w:ascii="Aptos" w:hAnsi="Aptos" w:eastAsia="ＭＳ 明朝" w:cs="Arial"/>
+                <w:kern w:val="0"/>
+                <w:sz w:val="24"/>
+                <w:szCs w:val="24"/>
+                <w:lang w:val="en-US" w:eastAsia="ja-JP" w:bidi="ar-SA"/>
+              </w:rPr>
+            </w:pPr>
+            <w:r>
+              <w:rPr>
+                <w:rFonts w:eastAsia="Segoe UI" w:cs="Segoe UI" w:ascii="Segoe UI" w:hAnsi="Segoe UI"/>
+                <w:b/>
+                <w:color w:val="0F4761"/>
+                <w:kern w:val="0"/>
+                <w:sz w:val="18"/>
+                <w:szCs w:val="24"/>
+                <w:lang w:val="en-US" w:eastAsia="ja-JP" w:bidi="ar-SA"/>
+              </w:rPr>
+              <w:t>Job (code)</w:t>
+            </w:r>
+          </w:p>
+        </w:tc>
+        <w:tc>
+          <w:tcPr>
+            <w:tcW w:w="2412" w:type="dxa"/>
+            <w:tcBorders>
+              <w:top w:val="single" w:sz="4" w:space="0" w:color="BFC7D1"/>
+              <w:left w:val="single" w:sz="4" w:space="0" w:color="BFC7D1"/>
+              <w:bottom w:val="single" w:sz="4" w:space="0" w:color="BFC7D1"/>
+              <w:right w:val="single" w:sz="4" w:space="0" w:color="BFC7D1"/>
+            </w:tcBorders>
+            <w:shd w:color="auto" w:fill="DCE9F7" w:val="clear"/>
+          </w:tcPr>
+          <w:p>
+            <w:pPr>
+              <w:pStyle w:val="Normal"/>
+              <w:widowControl/>
+              <w:spacing w:lineRule="auto" w:line="240" w:before="0" w:after="20"/>
+              <w:jc w:val="left"/>
+              <w:rPr>
+                <w:rFonts w:ascii="Aptos" w:hAnsi="Aptos" w:eastAsia="ＭＳ 明朝" w:cs="Arial"/>
+                <w:kern w:val="0"/>
+                <w:sz w:val="24"/>
+                <w:szCs w:val="24"/>
+                <w:lang w:val="en-US" w:eastAsia="ja-JP" w:bidi="ar-SA"/>
+              </w:rPr>
+            </w:pPr>
+            <w:r>
+              <w:rPr>
+                <w:rFonts w:eastAsia="Segoe UI" w:cs="Segoe UI" w:ascii="Segoe UI" w:hAnsi="Segoe UI"/>
+                <w:b/>
+                <w:color w:val="0F4761"/>
+                <w:kern w:val="0"/>
+                <w:sz w:val="18"/>
+                <w:szCs w:val="24"/>
+                <w:lang w:val="en-US" w:eastAsia="ja-JP" w:bidi="ar-SA"/>
+              </w:rPr>
+              <w:t>Change</w:t>
+            </w:r>
+          </w:p>
+        </w:tc>
+        <w:tc>
+          <w:tcPr>
+            <w:tcW w:w="1903" w:type="dxa"/>
+            <w:tcBorders>
+              <w:top w:val="single" w:sz="4" w:space="0" w:color="BFC7D1"/>
+              <w:left w:val="single" w:sz="4" w:space="0" w:color="BFC7D1"/>
+              <w:bottom w:val="single" w:sz="4" w:space="0" w:color="BFC7D1"/>
+              <w:right w:val="single" w:sz="4" w:space="0" w:color="BFC7D1"/>
+            </w:tcBorders>
+            <w:shd w:color="auto" w:fill="DCE9F7" w:val="clear"/>
+          </w:tcPr>
+          <w:p>
+            <w:pPr>
+              <w:pStyle w:val="Normal"/>
+              <w:widowControl/>
+              <w:spacing w:lineRule="auto" w:line="240" w:before="0" w:after="20"/>
+              <w:jc w:val="left"/>
+              <w:rPr>
+                <w:rFonts w:ascii="Aptos" w:hAnsi="Aptos" w:eastAsia="ＭＳ 明朝" w:cs="Arial"/>
+                <w:kern w:val="0"/>
+                <w:sz w:val="24"/>
+                <w:szCs w:val="24"/>
+                <w:lang w:val="en-US" w:eastAsia="ja-JP" w:bidi="ar-SA"/>
+              </w:rPr>
+            </w:pPr>
+            <w:r>
+              <w:rPr>
+                <w:rFonts w:eastAsia="Segoe UI" w:cs="Segoe UI" w:ascii="Segoe UI" w:hAnsi="Segoe UI"/>
+                <w:b/>
+                <w:color w:val="0F4761"/>
+                <w:kern w:val="0"/>
+                <w:sz w:val="18"/>
+                <w:szCs w:val="24"/>
+                <w:lang w:val="en-US" w:eastAsia="ja-JP" w:bidi="ar-SA"/>
+              </w:rPr>
+              <w:t>Delivered</w:t>
+            </w:r>
+          </w:p>
+        </w:tc>
+        <w:tc>
+          <w:tcPr>
+            <w:tcW w:w="3047" w:type="dxa"/>
+            <w:tcBorders>
+              <w:top w:val="single" w:sz="4" w:space="0" w:color="BFC7D1"/>
+              <w:left w:val="single" w:sz="4" w:space="0" w:color="BFC7D1"/>
+              <w:bottom w:val="single" w:sz="4" w:space="0" w:color="BFC7D1"/>
+              <w:right w:val="single" w:sz="4" w:space="0" w:color="BFC7D1"/>
+            </w:tcBorders>
+            <w:shd w:color="auto" w:fill="DCE9F7" w:val="clear"/>
+          </w:tcPr>
+          <w:p>
+            <w:pPr>
+              <w:pStyle w:val="Normal"/>
+              <w:widowControl/>
+              <w:spacing w:lineRule="auto" w:line="240" w:before="0" w:after="20"/>
+              <w:jc w:val="left"/>
+              <w:rPr>
+                <w:rFonts w:ascii="Aptos" w:hAnsi="Aptos" w:eastAsia="ＭＳ 明朝" w:cs="Arial"/>
+                <w:kern w:val="0"/>
+                <w:sz w:val="24"/>
+                <w:szCs w:val="24"/>
+                <w:lang w:val="en-US" w:eastAsia="ja-JP" w:bidi="ar-SA"/>
+              </w:rPr>
+            </w:pPr>
+            <w:r>
+              <w:rPr>
+                <w:rFonts w:eastAsia="Segoe UI" w:cs="Segoe UI" w:ascii="Segoe UI" w:hAnsi="Segoe UI"/>
+                <w:b/>
+                <w:color w:val="0F4761"/>
+                <w:kern w:val="0"/>
+                <w:sz w:val="18"/>
+                <w:szCs w:val="24"/>
+                <w:lang w:val="en-US" w:eastAsia="ja-JP" w:bidi="ar-SA"/>
+              </w:rPr>
+              <w:t>Action for the broker</w:t>
+            </w:r>
+          </w:p>
+        </w:tc>
+      </w:tr>
+      <w:tr>
+        <w:trPr/>
+        <w:tc>
+          <w:tcPr>
+            <w:tcW w:w="1650" w:type="dxa"/>
+            <w:tcBorders>
+              <w:top w:val="single" w:sz="4" w:space="0" w:color="BFC7D1"/>
+              <w:left w:val="single" w:sz="4" w:space="0" w:color="BFC7D1"/>
+              <w:bottom w:val="single" w:sz="4" w:space="0" w:color="BFC7D1"/>
+              <w:right w:val="single" w:sz="4" w:space="0" w:color="BFC7D1"/>
+            </w:tcBorders>
+          </w:tcPr>
+          <w:p>
+            <w:pPr>
+              <w:pStyle w:val="Normal"/>
+              <w:widowControl/>
+              <w:spacing w:lineRule="auto" w:line="240" w:before="0" w:after="20"/>
+              <w:jc w:val="left"/>
+              <w:rPr>
+                <w:rFonts w:ascii="Aptos" w:hAnsi="Aptos" w:eastAsia="ＭＳ 明朝" w:cs="Arial"/>
+                <w:kern w:val="0"/>
+                <w:sz w:val="24"/>
+                <w:szCs w:val="24"/>
+                <w:lang w:val="en-US" w:eastAsia="ja-JP" w:bidi="ar-SA"/>
+              </w:rPr>
+            </w:pPr>
+            <w:r>
+              <w:rPr>
+                <w:rFonts w:eastAsia="Segoe UI" w:cs="Segoe UI" w:ascii="Segoe UI" w:hAnsi="Segoe UI"/>
+                <w:color w:val="101820"/>
+                <w:kern w:val="0"/>
+                <w:sz w:val="18"/>
+                <w:szCs w:val="24"/>
+                <w:lang w:val="en-US" w:eastAsia="ja-JP" w:bidi="ar-SA"/>
+              </w:rPr>
+              <w:t xml:space="preserve">[for example </w:t>
+            </w:r>
+            <w:r>
+              <w:rPr>
+                <w:rFonts w:eastAsia="Consolas" w:cs="Consolas" w:ascii="Consolas" w:hAnsi="Consolas"/>
+                <w:color w:val="101820"/>
+                <w:kern w:val="0"/>
+                <w:sz w:val="16"/>
+                <w:szCs w:val="24"/>
+                <w:lang w:val="en-US" w:eastAsia="ja-JP" w:bidi="ar-SA"/>
+              </w:rPr>
+              <w:t>eis-outbox</w:t>
+            </w:r>
+            <w:r>
+              <w:rPr>
+                <w:rFonts w:eastAsia="Segoe UI" w:cs="Segoe UI" w:ascii="Segoe UI" w:hAnsi="Segoe UI"/>
+                <w:color w:val="101820"/>
+                <w:kern w:val="0"/>
+                <w:sz w:val="18"/>
+                <w:szCs w:val="24"/>
+                <w:lang w:val="en-US" w:eastAsia="ja-JP" w:bidi="ar-SA"/>
+              </w:rPr>
+              <w:t>]</w:t>
+            </w:r>
+          </w:p>
+        </w:tc>
+        <w:tc>
+          <w:tcPr>
+            <w:tcW w:w="2412" w:type="dxa"/>
+            <w:tcBorders>
+              <w:top w:val="single" w:sz="4" w:space="0" w:color="BFC7D1"/>
+              <w:left w:val="single" w:sz="4" w:space="0" w:color="BFC7D1"/>
+              <w:bottom w:val="single" w:sz="4" w:space="0" w:color="BFC7D1"/>
+              <w:right w:val="single" w:sz="4" w:space="0" w:color="BFC7D1"/>
+            </w:tcBorders>
+          </w:tcPr>
+          <w:p>
+            <w:pPr>
+              <w:pStyle w:val="Normal"/>
+              <w:widowControl/>
+              <w:spacing w:lineRule="auto" w:line="240" w:before="0" w:after="20"/>
+              <w:jc w:val="left"/>
+              <w:rPr>
+                <w:rFonts w:ascii="Aptos" w:hAnsi="Aptos" w:eastAsia="ＭＳ 明朝" w:cs="Arial"/>
+                <w:kern w:val="0"/>
+                <w:sz w:val="24"/>
+                <w:szCs w:val="24"/>
+                <w:lang w:val="en-US" w:eastAsia="ja-JP" w:bidi="ar-SA"/>
+              </w:rPr>
+            </w:pPr>
+            <w:r>
+              <w:rPr>
+                <w:rFonts w:eastAsia="Segoe UI" w:cs="Segoe UI" w:ascii="Segoe UI" w:hAnsi="Segoe UI"/>
+                <w:color w:val="101820"/>
+                <w:kern w:val="0"/>
+                <w:sz w:val="18"/>
+                <w:szCs w:val="24"/>
+                <w:lang w:val="en-US" w:eastAsia="ja-JP" w:bidi="ar-SA"/>
+              </w:rPr>
+              <w:t>[new job / new timing / new parameter]</w:t>
+            </w:r>
+          </w:p>
+        </w:tc>
+        <w:tc>
+          <w:tcPr>
+            <w:tcW w:w="1903" w:type="dxa"/>
+            <w:tcBorders>
+              <w:top w:val="single" w:sz="4" w:space="0" w:color="BFC7D1"/>
+              <w:left w:val="single" w:sz="4" w:space="0" w:color="BFC7D1"/>
+              <w:bottom w:val="single" w:sz="4" w:space="0" w:color="BFC7D1"/>
+              <w:right w:val="single" w:sz="4" w:space="0" w:color="BFC7D1"/>
+            </w:tcBorders>
+          </w:tcPr>
+          <w:p>
+            <w:pPr>
+              <w:pStyle w:val="Normal"/>
+              <w:widowControl/>
+              <w:spacing w:lineRule="auto" w:line="240" w:before="0" w:after="20"/>
+              <w:jc w:val="left"/>
+              <w:rPr>
+                <w:rFonts w:ascii="Aptos" w:hAnsi="Aptos" w:eastAsia="ＭＳ 明朝" w:cs="Arial"/>
+                <w:kern w:val="0"/>
+                <w:sz w:val="24"/>
+                <w:szCs w:val="24"/>
+                <w:lang w:val="en-US" w:eastAsia="ja-JP" w:bidi="ar-SA"/>
+              </w:rPr>
+            </w:pPr>
+            <w:r>
+              <w:rPr>
+                <w:rFonts w:eastAsia="Segoe UI" w:cs="Segoe UI" w:ascii="Segoe UI" w:hAnsi="Segoe UI"/>
+                <w:color w:val="101820"/>
+                <w:kern w:val="0"/>
+                <w:sz w:val="18"/>
+                <w:szCs w:val="24"/>
+                <w:lang w:val="en-US" w:eastAsia="ja-JP" w:bidi="ar-SA"/>
+              </w:rPr>
+              <w:t>[On / Off, timing Asia/Manila]</w:t>
+            </w:r>
+          </w:p>
+        </w:tc>
+        <w:tc>
+          <w:tcPr>
+            <w:tcW w:w="3047" w:type="dxa"/>
+            <w:tcBorders>
+              <w:top w:val="single" w:sz="4" w:space="0" w:color="BFC7D1"/>
+              <w:left w:val="single" w:sz="4" w:space="0" w:color="BFC7D1"/>
+              <w:bottom w:val="single" w:sz="4" w:space="0" w:color="BFC7D1"/>
+              <w:right w:val="single" w:sz="4" w:space="0" w:color="BFC7D1"/>
+            </w:tcBorders>
+          </w:tcPr>
+          <w:p>
+            <w:pPr>
+              <w:pStyle w:val="Normal"/>
+              <w:widowControl/>
+              <w:spacing w:lineRule="auto" w:line="240" w:before="0" w:after="20"/>
+              <w:jc w:val="left"/>
+              <w:rPr>
+                <w:rFonts w:ascii="Aptos" w:hAnsi="Aptos" w:eastAsia="ＭＳ 明朝" w:cs="Arial"/>
+                <w:kern w:val="0"/>
+                <w:sz w:val="24"/>
+                <w:szCs w:val="24"/>
+                <w:lang w:val="en-US" w:eastAsia="ja-JP" w:bidi="ar-SA"/>
+              </w:rPr>
+            </w:pPr>
+            <w:r>
+              <w:rPr>
+                <w:rFonts w:eastAsia="Segoe UI" w:cs="Segoe UI" w:ascii="Segoe UI" w:hAnsi="Segoe UI"/>
+                <w:color w:val="101820"/>
+                <w:kern w:val="0"/>
+                <w:sz w:val="18"/>
+                <w:szCs w:val="24"/>
+                <w:lang w:val="en-US" w:eastAsia="ja-JP" w:bidi="ar-SA"/>
+              </w:rPr>
+              <w:t>[switch on in Master &gt; Schedules when ... / none]</w:t>
+            </w:r>
+          </w:p>
+        </w:tc>
+      </w:tr>
+    </w:tbl>
+    <w:p>
+      <w:pPr>
+        <w:pStyle w:val="Normal"/>
+        <w:spacing w:before="0" w:after="80"/>
+        <w:rPr/>
+      </w:pPr>
+      <w:r>
+        <w:rPr/>
+      </w:r>
+    </w:p>
+    <w:p>
+      <w:pPr>
+        <w:pStyle w:val="Normal"/>
+        <w:spacing w:lineRule="auto" w:line="276" w:before="0" w:after="120"/>
+        <w:rPr/>
+      </w:pPr>
+      <w:r>
+        <w:rPr>
+          <w:rFonts w:eastAsia="Segoe UI" w:cs="Segoe UI" w:ascii="Segoe UI" w:hAnsi="Segoe UI"/>
+          <w:color w:val="101820"/>
+          <w:sz w:val="21"/>
+        </w:rPr>
+        <w:t>A new job is registered without changing the jobs the broker already edited. The Schedules and Batch Jobs document lists every job; update its support runbook for each new job.</w:t>
+      </w:r>
+      <w:r>
+        <w:br w:type="page"/>
+      </w:r>
+    </w:p>
+    <w:p>
+      <w:pPr>
+        <w:pStyle w:val="Heading1"/>
+        <w:rPr/>
+      </w:pPr>
+      <w:bookmarkStart w:id="14" w:name="__RefHeading___Toc34840_1360963153"/>
+      <w:bookmarkEnd w:id="14"/>
+      <w:r>
+        <w:rPr>
+          <w:rFonts w:eastAsia="Segoe UI" w:cs="Segoe UI" w:ascii="Segoe UI" w:hAnsi="Segoe UI"/>
+          <w:b/>
+          <w:color w:val="0F4761"/>
+          <w:sz w:val="32"/>
+        </w:rPr>
+        <w:t>11.  Integrations and connectors</w:t>
+      </w:r>
+    </w:p>
+    <w:tbl>
+      <w:tblPr>
+        <w:tblStyle w:val="TableGrid"/>
+        <w:tblW w:w="9016" w:type="dxa"/>
+        <w:jc w:val="left"/>
+        <w:tblInd w:w="0" w:type="dxa"/>
+        <w:tblLayout w:type="fixed"/>
+        <w:tblCellMar>
+          <w:top w:w="0" w:type="dxa"/>
+          <w:left w:w="108" w:type="dxa"/>
+          <w:bottom w:w="0" w:type="dxa"/>
+          <w:right w:w="108" w:type="dxa"/>
+        </w:tblCellMar>
+        <w:tblLook w:val="04a0" w:noHBand="0" w:noVBand="1" w:firstColumn="1" w:lastRow="0" w:lastColumn="0" w:firstRow="1"/>
+      </w:tblPr>
+      <w:tblGrid>
+        <w:gridCol w:w="2445"/>
+        <w:gridCol w:w="2445"/>
+        <w:gridCol w:w="1680"/>
+        <w:gridCol w:w="2445"/>
+      </w:tblGrid>
+      <w:tr>
+        <w:trPr>
+          <w:tblHeader w:val="true"/>
+        </w:trPr>
+        <w:tc>
+          <w:tcPr>
+            <w:tcW w:w="2445" w:type="dxa"/>
+            <w:tcBorders>
+              <w:top w:val="single" w:sz="4" w:space="0" w:color="BFC7D1"/>
+              <w:left w:val="single" w:sz="4" w:space="0" w:color="BFC7D1"/>
+              <w:bottom w:val="single" w:sz="4" w:space="0" w:color="BFC7D1"/>
+              <w:right w:val="single" w:sz="4" w:space="0" w:color="BFC7D1"/>
+            </w:tcBorders>
+            <w:shd w:color="auto" w:fill="DCE9F7" w:val="clear"/>
+          </w:tcPr>
+          <w:p>
+            <w:pPr>
+              <w:pStyle w:val="Normal"/>
+              <w:widowControl/>
+              <w:spacing w:lineRule="auto" w:line="240" w:before="0" w:after="20"/>
+              <w:jc w:val="left"/>
+              <w:rPr>
+                <w:rFonts w:ascii="Aptos" w:hAnsi="Aptos" w:eastAsia="ＭＳ 明朝" w:cs="Arial"/>
+                <w:kern w:val="0"/>
+                <w:sz w:val="24"/>
+                <w:szCs w:val="24"/>
+                <w:lang w:val="en-US" w:eastAsia="ja-JP" w:bidi="ar-SA"/>
+              </w:rPr>
+            </w:pPr>
+            <w:r>
+              <w:rPr>
+                <w:rFonts w:eastAsia="Segoe UI" w:cs="Segoe UI" w:ascii="Segoe UI" w:hAnsi="Segoe UI"/>
+                <w:b/>
+                <w:color w:val="0F4761"/>
+                <w:kern w:val="0"/>
+                <w:sz w:val="18"/>
+                <w:szCs w:val="24"/>
+                <w:lang w:val="en-US" w:eastAsia="ja-JP" w:bidi="ar-SA"/>
+              </w:rPr>
+              <w:t>Connector or interface</w:t>
+            </w:r>
+          </w:p>
+        </w:tc>
+        <w:tc>
+          <w:tcPr>
+            <w:tcW w:w="2445" w:type="dxa"/>
+            <w:tcBorders>
+              <w:top w:val="single" w:sz="4" w:space="0" w:color="BFC7D1"/>
+              <w:left w:val="single" w:sz="4" w:space="0" w:color="BFC7D1"/>
+              <w:bottom w:val="single" w:sz="4" w:space="0" w:color="BFC7D1"/>
+              <w:right w:val="single" w:sz="4" w:space="0" w:color="BFC7D1"/>
+            </w:tcBorders>
+            <w:shd w:color="auto" w:fill="DCE9F7" w:val="clear"/>
+          </w:tcPr>
+          <w:p>
+            <w:pPr>
+              <w:pStyle w:val="Normal"/>
+              <w:widowControl/>
+              <w:spacing w:lineRule="auto" w:line="240" w:before="0" w:after="20"/>
+              <w:jc w:val="left"/>
+              <w:rPr>
+                <w:rFonts w:ascii="Aptos" w:hAnsi="Aptos" w:eastAsia="ＭＳ 明朝" w:cs="Arial"/>
+                <w:kern w:val="0"/>
+                <w:sz w:val="24"/>
+                <w:szCs w:val="24"/>
+                <w:lang w:val="en-US" w:eastAsia="ja-JP" w:bidi="ar-SA"/>
+              </w:rPr>
+            </w:pPr>
+            <w:r>
+              <w:rPr>
+                <w:rFonts w:eastAsia="Segoe UI" w:cs="Segoe UI" w:ascii="Segoe UI" w:hAnsi="Segoe UI"/>
+                <w:b/>
+                <w:color w:val="0F4761"/>
+                <w:kern w:val="0"/>
+                <w:sz w:val="18"/>
+                <w:szCs w:val="24"/>
+                <w:lang w:val="en-US" w:eastAsia="ja-JP" w:bidi="ar-SA"/>
+              </w:rPr>
+              <w:t>Change</w:t>
+            </w:r>
+          </w:p>
+        </w:tc>
+        <w:tc>
+          <w:tcPr>
+            <w:tcW w:w="1680" w:type="dxa"/>
+            <w:tcBorders>
+              <w:top w:val="single" w:sz="4" w:space="0" w:color="BFC7D1"/>
+              <w:left w:val="single" w:sz="4" w:space="0" w:color="BFC7D1"/>
+              <w:bottom w:val="single" w:sz="4" w:space="0" w:color="BFC7D1"/>
+              <w:right w:val="single" w:sz="4" w:space="0" w:color="BFC7D1"/>
+            </w:tcBorders>
+            <w:shd w:color="auto" w:fill="DCE9F7" w:val="clear"/>
+          </w:tcPr>
+          <w:p>
+            <w:pPr>
+              <w:pStyle w:val="Normal"/>
+              <w:widowControl/>
+              <w:spacing w:lineRule="auto" w:line="240" w:before="0" w:after="20"/>
+              <w:jc w:val="left"/>
+              <w:rPr>
+                <w:rFonts w:ascii="Aptos" w:hAnsi="Aptos" w:eastAsia="ＭＳ 明朝" w:cs="Arial"/>
+                <w:kern w:val="0"/>
+                <w:sz w:val="24"/>
+                <w:szCs w:val="24"/>
+                <w:lang w:val="en-US" w:eastAsia="ja-JP" w:bidi="ar-SA"/>
+              </w:rPr>
+            </w:pPr>
+            <w:r>
+              <w:rPr>
+                <w:rFonts w:eastAsia="Segoe UI" w:cs="Segoe UI" w:ascii="Segoe UI" w:hAnsi="Segoe UI"/>
+                <w:b/>
+                <w:color w:val="0F4761"/>
+                <w:kern w:val="0"/>
+                <w:sz w:val="18"/>
+                <w:szCs w:val="24"/>
+                <w:lang w:val="en-US" w:eastAsia="ja-JP" w:bidi="ar-SA"/>
+              </w:rPr>
+              <w:t>Mode delivered</w:t>
+            </w:r>
+          </w:p>
+        </w:tc>
+        <w:tc>
+          <w:tcPr>
+            <w:tcW w:w="2445" w:type="dxa"/>
+            <w:tcBorders>
+              <w:top w:val="single" w:sz="4" w:space="0" w:color="BFC7D1"/>
+              <w:left w:val="single" w:sz="4" w:space="0" w:color="BFC7D1"/>
+              <w:bottom w:val="single" w:sz="4" w:space="0" w:color="BFC7D1"/>
+              <w:right w:val="single" w:sz="4" w:space="0" w:color="BFC7D1"/>
+            </w:tcBorders>
+            <w:shd w:color="auto" w:fill="DCE9F7" w:val="clear"/>
+          </w:tcPr>
+          <w:p>
+            <w:pPr>
+              <w:pStyle w:val="Normal"/>
+              <w:widowControl/>
+              <w:spacing w:lineRule="auto" w:line="240" w:before="0" w:after="20"/>
+              <w:jc w:val="left"/>
+              <w:rPr>
+                <w:rFonts w:ascii="Aptos" w:hAnsi="Aptos" w:eastAsia="ＭＳ 明朝" w:cs="Arial"/>
+                <w:kern w:val="0"/>
+                <w:sz w:val="24"/>
+                <w:szCs w:val="24"/>
+                <w:lang w:val="en-US" w:eastAsia="ja-JP" w:bidi="ar-SA"/>
+              </w:rPr>
+            </w:pPr>
+            <w:r>
+              <w:rPr>
+                <w:rFonts w:eastAsia="Segoe UI" w:cs="Segoe UI" w:ascii="Segoe UI" w:hAnsi="Segoe UI"/>
+                <w:b/>
+                <w:color w:val="0F4761"/>
+                <w:kern w:val="0"/>
+                <w:sz w:val="18"/>
+                <w:szCs w:val="24"/>
+                <w:lang w:val="en-US" w:eastAsia="ja-JP" w:bidi="ar-SA"/>
+              </w:rPr>
+              <w:t>Partner action</w:t>
+            </w:r>
+          </w:p>
+        </w:tc>
+      </w:tr>
+      <w:tr>
+        <w:trPr/>
+        <w:tc>
+          <w:tcPr>
+            <w:tcW w:w="2445" w:type="dxa"/>
+            <w:tcBorders>
+              <w:top w:val="single" w:sz="4" w:space="0" w:color="BFC7D1"/>
+              <w:left w:val="single" w:sz="4" w:space="0" w:color="BFC7D1"/>
+              <w:bottom w:val="single" w:sz="4" w:space="0" w:color="BFC7D1"/>
+              <w:right w:val="single" w:sz="4" w:space="0" w:color="BFC7D1"/>
+            </w:tcBorders>
+          </w:tcPr>
+          <w:p>
+            <w:pPr>
+              <w:pStyle w:val="Normal"/>
+              <w:widowControl/>
+              <w:spacing w:lineRule="auto" w:line="240" w:before="0" w:after="20"/>
+              <w:jc w:val="left"/>
+              <w:rPr>
+                <w:rFonts w:ascii="Aptos" w:hAnsi="Aptos" w:eastAsia="ＭＳ 明朝" w:cs="Arial"/>
+                <w:kern w:val="0"/>
+                <w:sz w:val="24"/>
+                <w:szCs w:val="24"/>
+                <w:lang w:val="en-US" w:eastAsia="ja-JP" w:bidi="ar-SA"/>
+              </w:rPr>
+            </w:pPr>
+            <w:r>
+              <w:rPr>
+                <w:rFonts w:eastAsia="Segoe UI" w:cs="Segoe UI" w:ascii="Segoe UI" w:hAnsi="Segoe UI"/>
+                <w:color w:val="101820"/>
+                <w:kern w:val="0"/>
+                <w:sz w:val="18"/>
+                <w:szCs w:val="24"/>
+                <w:lang w:val="en-US" w:eastAsia="ja-JP" w:bidi="ar-SA"/>
+              </w:rPr>
+              <w:t>[for example SMS_SEMAPHORE, CTPL_AUTH, INSURER_API, BANK_FILES, BIR EIS, screening provider]</w:t>
+            </w:r>
+          </w:p>
+        </w:tc>
+        <w:tc>
+          <w:tcPr>
+            <w:tcW w:w="2445" w:type="dxa"/>
+            <w:tcBorders>
+              <w:top w:val="single" w:sz="4" w:space="0" w:color="BFC7D1"/>
+              <w:left w:val="single" w:sz="4" w:space="0" w:color="BFC7D1"/>
+              <w:bottom w:val="single" w:sz="4" w:space="0" w:color="BFC7D1"/>
+              <w:right w:val="single" w:sz="4" w:space="0" w:color="BFC7D1"/>
+            </w:tcBorders>
+          </w:tcPr>
+          <w:p>
+            <w:pPr>
+              <w:pStyle w:val="Normal"/>
+              <w:widowControl/>
+              <w:spacing w:lineRule="auto" w:line="240" w:before="0" w:after="20"/>
+              <w:jc w:val="left"/>
+              <w:rPr>
+                <w:rFonts w:ascii="Aptos" w:hAnsi="Aptos" w:eastAsia="ＭＳ 明朝" w:cs="Arial"/>
+                <w:kern w:val="0"/>
+                <w:sz w:val="24"/>
+                <w:szCs w:val="24"/>
+                <w:lang w:val="en-US" w:eastAsia="ja-JP" w:bidi="ar-SA"/>
+              </w:rPr>
+            </w:pPr>
+            <w:r>
+              <w:rPr>
+                <w:rFonts w:eastAsia="Segoe UI" w:cs="Segoe UI" w:ascii="Segoe UI" w:hAnsi="Segoe UI"/>
+                <w:color w:val="101820"/>
+                <w:kern w:val="0"/>
+                <w:sz w:val="18"/>
+                <w:szCs w:val="24"/>
+                <w:lang w:val="en-US" w:eastAsia="ja-JP" w:bidi="ar-SA"/>
+              </w:rPr>
+              <w:t>[new connector / new message type / new adapter option]</w:t>
+            </w:r>
+          </w:p>
+        </w:tc>
+        <w:tc>
+          <w:tcPr>
+            <w:tcW w:w="1680" w:type="dxa"/>
+            <w:tcBorders>
+              <w:top w:val="single" w:sz="4" w:space="0" w:color="BFC7D1"/>
+              <w:left w:val="single" w:sz="4" w:space="0" w:color="BFC7D1"/>
+              <w:bottom w:val="single" w:sz="4" w:space="0" w:color="BFC7D1"/>
+              <w:right w:val="single" w:sz="4" w:space="0" w:color="BFC7D1"/>
+            </w:tcBorders>
+          </w:tcPr>
+          <w:p>
+            <w:pPr>
+              <w:pStyle w:val="Normal"/>
+              <w:widowControl/>
+              <w:spacing w:lineRule="auto" w:line="240" w:before="0" w:after="20"/>
+              <w:jc w:val="left"/>
+              <w:rPr>
+                <w:rFonts w:ascii="Aptos" w:hAnsi="Aptos" w:eastAsia="ＭＳ 明朝" w:cs="Arial"/>
+                <w:kern w:val="0"/>
+                <w:sz w:val="24"/>
+                <w:szCs w:val="24"/>
+                <w:lang w:val="en-US" w:eastAsia="ja-JP" w:bidi="ar-SA"/>
+              </w:rPr>
+            </w:pPr>
+            <w:r>
+              <w:rPr>
+                <w:rFonts w:eastAsia="Segoe UI" w:cs="Segoe UI" w:ascii="Segoe UI" w:hAnsi="Segoe UI"/>
+                <w:color w:val="101820"/>
+                <w:kern w:val="0"/>
+                <w:sz w:val="18"/>
+                <w:szCs w:val="24"/>
+                <w:lang w:val="en-US" w:eastAsia="ja-JP" w:bidi="ar-SA"/>
+              </w:rPr>
+              <w:t>[Test mode / Live / Switched off]</w:t>
+            </w:r>
+          </w:p>
+        </w:tc>
+        <w:tc>
+          <w:tcPr>
+            <w:tcW w:w="2445" w:type="dxa"/>
+            <w:tcBorders>
+              <w:top w:val="single" w:sz="4" w:space="0" w:color="BFC7D1"/>
+              <w:left w:val="single" w:sz="4" w:space="0" w:color="BFC7D1"/>
+              <w:bottom w:val="single" w:sz="4" w:space="0" w:color="BFC7D1"/>
+              <w:right w:val="single" w:sz="4" w:space="0" w:color="BFC7D1"/>
+            </w:tcBorders>
+          </w:tcPr>
+          <w:p>
+            <w:pPr>
+              <w:pStyle w:val="Normal"/>
+              <w:widowControl/>
+              <w:spacing w:lineRule="auto" w:line="240" w:before="0" w:after="20"/>
+              <w:jc w:val="left"/>
+              <w:rPr>
+                <w:rFonts w:ascii="Aptos" w:hAnsi="Aptos" w:eastAsia="ＭＳ 明朝" w:cs="Arial"/>
+                <w:kern w:val="0"/>
+                <w:sz w:val="24"/>
+                <w:szCs w:val="24"/>
+                <w:lang w:val="en-US" w:eastAsia="ja-JP" w:bidi="ar-SA"/>
+              </w:rPr>
+            </w:pPr>
+            <w:r>
+              <w:rPr>
+                <w:rFonts w:eastAsia="Segoe UI" w:cs="Segoe UI" w:ascii="Segoe UI" w:hAnsi="Segoe UI"/>
+                <w:color w:val="101820"/>
+                <w:kern w:val="0"/>
+                <w:sz w:val="18"/>
+                <w:szCs w:val="24"/>
+                <w:lang w:val="en-US" w:eastAsia="ja-JP" w:bidi="ar-SA"/>
+              </w:rPr>
+              <w:t>[none / partner to certify / credentials to issue]</w:t>
+            </w:r>
+          </w:p>
+        </w:tc>
+      </w:tr>
+    </w:tbl>
+    <w:p>
+      <w:pPr>
+        <w:pStyle w:val="Normal"/>
+        <w:spacing w:before="0" w:after="80"/>
+        <w:rPr/>
+      </w:pPr>
+      <w:r>
+        <w:rPr/>
+      </w:r>
+    </w:p>
+    <w:p>
+      <w:pPr>
+        <w:pStyle w:val="Normal"/>
+        <w:spacing w:lineRule="auto" w:line="276" w:before="0" w:after="120"/>
+        <w:rPr/>
+      </w:pPr>
+      <w:r>
+        <w:rPr>
+          <w:rFonts w:eastAsia="Segoe UI" w:cs="Segoe UI" w:ascii="Segoe UI" w:hAnsi="Segoe UI"/>
+          <w:color w:val="101820"/>
+          <w:sz w:val="21"/>
+        </w:rPr>
+        <w:t>A connector delivered in test mode sends nothing outside the system. The partner's certification and the credentials stay with the partner and the broker.</w:t>
+      </w:r>
+      <w:r>
+        <w:br w:type="page"/>
+      </w:r>
+    </w:p>
+    <w:p>
+      <w:pPr>
+        <w:pStyle w:val="Heading1"/>
+        <w:rPr/>
+      </w:pPr>
+      <w:bookmarkStart w:id="15" w:name="__RefHeading___Toc34842_1360963153"/>
+      <w:bookmarkEnd w:id="15"/>
+      <w:r>
+        <w:rPr>
+          <w:rFonts w:eastAsia="Segoe UI" w:cs="Segoe UI" w:ascii="Segoe UI" w:hAnsi="Segoe UI"/>
+          <w:b/>
+          <w:color w:val="0F4761"/>
+          <w:sz w:val="32"/>
+        </w:rPr>
+        <w:t>12.  Environment variables and keys</w:t>
+      </w:r>
+    </w:p>
+    <w:tbl>
+      <w:tblPr>
+        <w:tblStyle w:val="TableGrid"/>
+        <w:tblW w:w="9015" w:type="dxa"/>
+        <w:jc w:val="left"/>
+        <w:tblInd w:w="0" w:type="dxa"/>
+        <w:tblLayout w:type="fixed"/>
+        <w:tblCellMar>
+          <w:top w:w="0" w:type="dxa"/>
+          <w:left w:w="108" w:type="dxa"/>
+          <w:bottom w:w="0" w:type="dxa"/>
+          <w:right w:w="108" w:type="dxa"/>
+        </w:tblCellMar>
+        <w:tblLook w:val="04a0" w:noHBand="0" w:noVBand="1" w:firstColumn="1" w:lastRow="0" w:lastColumn="0" w:firstRow="1"/>
+      </w:tblPr>
+      <w:tblGrid>
+        <w:gridCol w:w="1965"/>
+        <w:gridCol w:w="1502"/>
+        <w:gridCol w:w="2774"/>
+        <w:gridCol w:w="2773"/>
+      </w:tblGrid>
+      <w:tr>
+        <w:trPr>
+          <w:tblHeader w:val="true"/>
+        </w:trPr>
+        <w:tc>
+          <w:tcPr>
+            <w:tcW w:w="1965" w:type="dxa"/>
+            <w:tcBorders>
+              <w:top w:val="single" w:sz="4" w:space="0" w:color="BFC7D1"/>
+              <w:left w:val="single" w:sz="4" w:space="0" w:color="BFC7D1"/>
+              <w:bottom w:val="single" w:sz="4" w:space="0" w:color="BFC7D1"/>
+              <w:right w:val="single" w:sz="4" w:space="0" w:color="BFC7D1"/>
+            </w:tcBorders>
+            <w:shd w:color="auto" w:fill="DCE9F7" w:val="clear"/>
+          </w:tcPr>
+          <w:p>
+            <w:pPr>
+              <w:pStyle w:val="Normal"/>
+              <w:widowControl/>
+              <w:spacing w:lineRule="auto" w:line="240" w:before="0" w:after="20"/>
+              <w:jc w:val="left"/>
+              <w:rPr>
+                <w:rFonts w:ascii="Aptos" w:hAnsi="Aptos" w:eastAsia="ＭＳ 明朝" w:cs="Arial"/>
+                <w:kern w:val="0"/>
+                <w:sz w:val="24"/>
+                <w:szCs w:val="24"/>
+                <w:lang w:val="en-US" w:eastAsia="ja-JP" w:bidi="ar-SA"/>
+              </w:rPr>
+            </w:pPr>
+            <w:r>
+              <w:rPr>
+                <w:rFonts w:eastAsia="Segoe UI" w:cs="Segoe UI" w:ascii="Segoe UI" w:hAnsi="Segoe UI"/>
+                <w:b/>
+                <w:color w:val="0F4761"/>
+                <w:kern w:val="0"/>
+                <w:sz w:val="18"/>
+                <w:szCs w:val="24"/>
+                <w:lang w:val="en-US" w:eastAsia="ja-JP" w:bidi="ar-SA"/>
+              </w:rPr>
+              <w:t>Variable</w:t>
+            </w:r>
+          </w:p>
+        </w:tc>
+        <w:tc>
+          <w:tcPr>
+            <w:tcW w:w="1502" w:type="dxa"/>
+            <w:tcBorders>
+              <w:top w:val="single" w:sz="4" w:space="0" w:color="BFC7D1"/>
+              <w:left w:val="single" w:sz="4" w:space="0" w:color="BFC7D1"/>
+              <w:bottom w:val="single" w:sz="4" w:space="0" w:color="BFC7D1"/>
+              <w:right w:val="single" w:sz="4" w:space="0" w:color="BFC7D1"/>
+            </w:tcBorders>
+            <w:shd w:color="auto" w:fill="DCE9F7" w:val="clear"/>
+          </w:tcPr>
+          <w:p>
+            <w:pPr>
+              <w:pStyle w:val="Normal"/>
+              <w:widowControl/>
+              <w:spacing w:lineRule="auto" w:line="240" w:before="0" w:after="20"/>
+              <w:jc w:val="left"/>
+              <w:rPr>
+                <w:rFonts w:ascii="Aptos" w:hAnsi="Aptos" w:eastAsia="ＭＳ 明朝" w:cs="Arial"/>
+                <w:kern w:val="0"/>
+                <w:sz w:val="24"/>
+                <w:szCs w:val="24"/>
+                <w:lang w:val="en-US" w:eastAsia="ja-JP" w:bidi="ar-SA"/>
+              </w:rPr>
+            </w:pPr>
+            <w:r>
+              <w:rPr>
+                <w:rFonts w:eastAsia="Segoe UI" w:cs="Segoe UI" w:ascii="Segoe UI" w:hAnsi="Segoe UI"/>
+                <w:b/>
+                <w:color w:val="0F4761"/>
+                <w:kern w:val="0"/>
+                <w:sz w:val="18"/>
+                <w:szCs w:val="24"/>
+                <w:lang w:val="en-US" w:eastAsia="ja-JP" w:bidi="ar-SA"/>
+              </w:rPr>
+              <w:t>Change</w:t>
+            </w:r>
+          </w:p>
+        </w:tc>
+        <w:tc>
+          <w:tcPr>
+            <w:tcW w:w="2774" w:type="dxa"/>
+            <w:tcBorders>
+              <w:top w:val="single" w:sz="4" w:space="0" w:color="BFC7D1"/>
+              <w:left w:val="single" w:sz="4" w:space="0" w:color="BFC7D1"/>
+              <w:bottom w:val="single" w:sz="4" w:space="0" w:color="BFC7D1"/>
+              <w:right w:val="single" w:sz="4" w:space="0" w:color="BFC7D1"/>
+            </w:tcBorders>
+            <w:shd w:color="auto" w:fill="DCE9F7" w:val="clear"/>
+          </w:tcPr>
+          <w:p>
+            <w:pPr>
+              <w:pStyle w:val="Normal"/>
+              <w:widowControl/>
+              <w:spacing w:lineRule="auto" w:line="240" w:before="0" w:after="20"/>
+              <w:jc w:val="left"/>
+              <w:rPr>
+                <w:rFonts w:ascii="Aptos" w:hAnsi="Aptos" w:eastAsia="ＭＳ 明朝" w:cs="Arial"/>
+                <w:kern w:val="0"/>
+                <w:sz w:val="24"/>
+                <w:szCs w:val="24"/>
+                <w:lang w:val="en-US" w:eastAsia="ja-JP" w:bidi="ar-SA"/>
+              </w:rPr>
+            </w:pPr>
+            <w:r>
+              <w:rPr>
+                <w:rFonts w:eastAsia="Segoe UI" w:cs="Segoe UI" w:ascii="Segoe UI" w:hAnsi="Segoe UI"/>
+                <w:b/>
+                <w:color w:val="0F4761"/>
+                <w:kern w:val="0"/>
+                <w:sz w:val="18"/>
+                <w:szCs w:val="24"/>
+                <w:lang w:val="en-US" w:eastAsia="ja-JP" w:bidi="ar-SA"/>
+              </w:rPr>
+              <w:t>Required</w:t>
+            </w:r>
+          </w:p>
+        </w:tc>
+        <w:tc>
+          <w:tcPr>
+            <w:tcW w:w="2773" w:type="dxa"/>
+            <w:tcBorders>
+              <w:top w:val="single" w:sz="4" w:space="0" w:color="BFC7D1"/>
+              <w:left w:val="single" w:sz="4" w:space="0" w:color="BFC7D1"/>
+              <w:bottom w:val="single" w:sz="4" w:space="0" w:color="BFC7D1"/>
+              <w:right w:val="single" w:sz="4" w:space="0" w:color="BFC7D1"/>
+            </w:tcBorders>
+            <w:shd w:color="auto" w:fill="DCE9F7" w:val="clear"/>
+          </w:tcPr>
+          <w:p>
+            <w:pPr>
+              <w:pStyle w:val="Normal"/>
+              <w:widowControl/>
+              <w:spacing w:lineRule="auto" w:line="240" w:before="0" w:after="20"/>
+              <w:jc w:val="left"/>
+              <w:rPr>
+                <w:rFonts w:ascii="Aptos" w:hAnsi="Aptos" w:eastAsia="ＭＳ 明朝" w:cs="Arial"/>
+                <w:kern w:val="0"/>
+                <w:sz w:val="24"/>
+                <w:szCs w:val="24"/>
+                <w:lang w:val="en-US" w:eastAsia="ja-JP" w:bidi="ar-SA"/>
+              </w:rPr>
+            </w:pPr>
+            <w:r>
+              <w:rPr>
+                <w:rFonts w:eastAsia="Segoe UI" w:cs="Segoe UI" w:ascii="Segoe UI" w:hAnsi="Segoe UI"/>
+                <w:b/>
+                <w:color w:val="0F4761"/>
+                <w:kern w:val="0"/>
+                <w:sz w:val="18"/>
+                <w:szCs w:val="24"/>
+                <w:lang w:val="en-US" w:eastAsia="ja-JP" w:bidi="ar-SA"/>
+              </w:rPr>
+              <w:t>Who sets it</w:t>
+            </w:r>
+          </w:p>
+        </w:tc>
+      </w:tr>
+      <w:tr>
+        <w:trPr/>
+        <w:tc>
+          <w:tcPr>
+            <w:tcW w:w="1965" w:type="dxa"/>
+            <w:tcBorders>
+              <w:top w:val="single" w:sz="4" w:space="0" w:color="BFC7D1"/>
+              <w:left w:val="single" w:sz="4" w:space="0" w:color="BFC7D1"/>
+              <w:bottom w:val="single" w:sz="4" w:space="0" w:color="BFC7D1"/>
+              <w:right w:val="single" w:sz="4" w:space="0" w:color="BFC7D1"/>
+            </w:tcBorders>
+          </w:tcPr>
+          <w:p>
+            <w:pPr>
+              <w:pStyle w:val="Normal"/>
+              <w:widowControl/>
+              <w:spacing w:lineRule="auto" w:line="240" w:before="0" w:after="20"/>
+              <w:jc w:val="left"/>
+              <w:rPr>
+                <w:rFonts w:ascii="Aptos" w:hAnsi="Aptos" w:eastAsia="ＭＳ 明朝" w:cs="Arial"/>
+                <w:kern w:val="0"/>
+                <w:sz w:val="24"/>
+                <w:szCs w:val="24"/>
+                <w:lang w:val="en-US" w:eastAsia="ja-JP" w:bidi="ar-SA"/>
+              </w:rPr>
+            </w:pPr>
+            <w:r>
+              <w:rPr>
+                <w:rFonts w:eastAsia="Segoe UI" w:cs="Segoe UI" w:ascii="Segoe UI" w:hAnsi="Segoe UI"/>
+                <w:color w:val="101820"/>
+                <w:kern w:val="0"/>
+                <w:sz w:val="18"/>
+                <w:szCs w:val="24"/>
+                <w:lang w:val="en-US" w:eastAsia="ja-JP" w:bidi="ar-SA"/>
+              </w:rPr>
+              <w:t xml:space="preserve">[for example </w:t>
+            </w:r>
+            <w:r>
+              <w:rPr>
+                <w:rFonts w:eastAsia="Consolas" w:cs="Consolas" w:ascii="Consolas" w:hAnsi="Consolas"/>
+                <w:color w:val="101820"/>
+                <w:kern w:val="0"/>
+                <w:sz w:val="16"/>
+                <w:szCs w:val="24"/>
+                <w:lang w:val="en-US" w:eastAsia="ja-JP" w:bidi="ar-SA"/>
+              </w:rPr>
+              <w:t>PII_ENCRYPTION_KEY</w:t>
+            </w:r>
+            <w:r>
+              <w:rPr>
+                <w:rFonts w:eastAsia="Segoe UI" w:cs="Segoe UI" w:ascii="Segoe UI" w:hAnsi="Segoe UI"/>
+                <w:color w:val="101820"/>
+                <w:kern w:val="0"/>
+                <w:sz w:val="18"/>
+                <w:szCs w:val="24"/>
+                <w:lang w:val="en-US" w:eastAsia="ja-JP" w:bidi="ar-SA"/>
+              </w:rPr>
+              <w:t>]</w:t>
+            </w:r>
+          </w:p>
+        </w:tc>
+        <w:tc>
+          <w:tcPr>
+            <w:tcW w:w="1502" w:type="dxa"/>
+            <w:tcBorders>
+              <w:top w:val="single" w:sz="4" w:space="0" w:color="BFC7D1"/>
+              <w:left w:val="single" w:sz="4" w:space="0" w:color="BFC7D1"/>
+              <w:bottom w:val="single" w:sz="4" w:space="0" w:color="BFC7D1"/>
+              <w:right w:val="single" w:sz="4" w:space="0" w:color="BFC7D1"/>
+            </w:tcBorders>
+          </w:tcPr>
+          <w:p>
+            <w:pPr>
+              <w:pStyle w:val="Normal"/>
+              <w:widowControl/>
+              <w:spacing w:lineRule="auto" w:line="240" w:before="0" w:after="20"/>
+              <w:jc w:val="left"/>
+              <w:rPr>
+                <w:rFonts w:ascii="Aptos" w:hAnsi="Aptos" w:eastAsia="ＭＳ 明朝" w:cs="Arial"/>
+                <w:kern w:val="0"/>
+                <w:sz w:val="24"/>
+                <w:szCs w:val="24"/>
+                <w:lang w:val="en-US" w:eastAsia="ja-JP" w:bidi="ar-SA"/>
+              </w:rPr>
+            </w:pPr>
+            <w:r>
+              <w:rPr>
+                <w:rFonts w:eastAsia="Segoe UI" w:cs="Segoe UI" w:ascii="Segoe UI" w:hAnsi="Segoe UI"/>
+                <w:color w:val="101820"/>
+                <w:kern w:val="0"/>
+                <w:sz w:val="18"/>
+                <w:szCs w:val="24"/>
+                <w:lang w:val="en-US" w:eastAsia="ja-JP" w:bidi="ar-SA"/>
+              </w:rPr>
+              <w:t>[new / renamed / new rule]</w:t>
+            </w:r>
+          </w:p>
+        </w:tc>
+        <w:tc>
+          <w:tcPr>
+            <w:tcW w:w="2774" w:type="dxa"/>
+            <w:tcBorders>
+              <w:top w:val="single" w:sz="4" w:space="0" w:color="BFC7D1"/>
+              <w:left w:val="single" w:sz="4" w:space="0" w:color="BFC7D1"/>
+              <w:bottom w:val="single" w:sz="4" w:space="0" w:color="BFC7D1"/>
+              <w:right w:val="single" w:sz="4" w:space="0" w:color="BFC7D1"/>
+            </w:tcBorders>
+          </w:tcPr>
+          <w:p>
+            <w:pPr>
+              <w:pStyle w:val="Normal"/>
+              <w:widowControl/>
+              <w:spacing w:lineRule="auto" w:line="240" w:before="0" w:after="20"/>
+              <w:jc w:val="left"/>
+              <w:rPr>
+                <w:rFonts w:ascii="Aptos" w:hAnsi="Aptos" w:eastAsia="ＭＳ 明朝" w:cs="Arial"/>
+                <w:kern w:val="0"/>
+                <w:sz w:val="24"/>
+                <w:szCs w:val="24"/>
+                <w:lang w:val="en-US" w:eastAsia="ja-JP" w:bidi="ar-SA"/>
+              </w:rPr>
+            </w:pPr>
+            <w:r>
+              <w:rPr>
+                <w:rFonts w:eastAsia="Segoe UI" w:cs="Segoe UI" w:ascii="Segoe UI" w:hAnsi="Segoe UI"/>
+                <w:color w:val="101820"/>
+                <w:kern w:val="0"/>
+                <w:sz w:val="18"/>
+                <w:szCs w:val="24"/>
+                <w:lang w:val="en-US" w:eastAsia="ja-JP" w:bidi="ar-SA"/>
+              </w:rPr>
+              <w:t>[yes: the API refuses to start without it / optional]</w:t>
+            </w:r>
+          </w:p>
+        </w:tc>
+        <w:tc>
+          <w:tcPr>
+            <w:tcW w:w="2773" w:type="dxa"/>
+            <w:tcBorders>
+              <w:top w:val="single" w:sz="4" w:space="0" w:color="BFC7D1"/>
+              <w:left w:val="single" w:sz="4" w:space="0" w:color="BFC7D1"/>
+              <w:bottom w:val="single" w:sz="4" w:space="0" w:color="BFC7D1"/>
+              <w:right w:val="single" w:sz="4" w:space="0" w:color="BFC7D1"/>
+            </w:tcBorders>
+          </w:tcPr>
+          <w:p>
+            <w:pPr>
+              <w:pStyle w:val="Normal"/>
+              <w:widowControl/>
+              <w:spacing w:lineRule="auto" w:line="240" w:before="0" w:after="20"/>
+              <w:jc w:val="left"/>
+              <w:rPr>
+                <w:rFonts w:ascii="Aptos" w:hAnsi="Aptos" w:eastAsia="ＭＳ 明朝" w:cs="Arial"/>
+                <w:kern w:val="0"/>
+                <w:sz w:val="24"/>
+                <w:szCs w:val="24"/>
+                <w:lang w:val="en-US" w:eastAsia="ja-JP" w:bidi="ar-SA"/>
+              </w:rPr>
+            </w:pPr>
+            <w:r>
+              <w:rPr>
+                <w:rFonts w:eastAsia="Segoe UI" w:cs="Segoe UI" w:ascii="Segoe UI" w:hAnsi="Segoe UI"/>
+                <w:color w:val="101820"/>
+                <w:kern w:val="0"/>
+                <w:sz w:val="18"/>
+                <w:szCs w:val="24"/>
+                <w:lang w:val="en-US" w:eastAsia="ja-JP" w:bidi="ar-SA"/>
+              </w:rPr>
+              <w:t>[DevOps of the hosting party, in the secret store; never in the release notes]</w:t>
+            </w:r>
+          </w:p>
+        </w:tc>
+      </w:tr>
+    </w:tbl>
+    <w:p>
+      <w:pPr>
+        <w:pStyle w:val="Normal"/>
+        <w:spacing w:before="0" w:after="80"/>
+        <w:rPr/>
+      </w:pPr>
+      <w:r>
+        <w:rPr/>
+      </w:r>
+    </w:p>
+    <w:p>
+      <w:pPr>
+        <w:pStyle w:val="Normal"/>
+        <w:spacing w:lineRule="auto" w:line="276" w:before="0" w:after="120"/>
+        <w:rPr/>
+      </w:pPr>
+      <w:r>
+        <w:rPr>
+          <w:rFonts w:eastAsia="Segoe UI" w:cs="Segoe UI" w:ascii="Segoe UI" w:hAnsi="Segoe UI"/>
+          <w:color w:val="101820"/>
+          <w:sz w:val="21"/>
+        </w:rPr>
+        <w:t>Never write a key value in the release notes. A new key is backed up with the database and added to the sealed escrow copy.</w:t>
+      </w:r>
+      <w:r>
+        <w:br w:type="page"/>
+      </w:r>
+    </w:p>
+    <w:p>
+      <w:pPr>
+        <w:pStyle w:val="Heading1"/>
+        <w:rPr/>
+      </w:pPr>
+      <w:bookmarkStart w:id="16" w:name="__RefHeading___Toc34844_1360963153"/>
+      <w:bookmarkEnd w:id="16"/>
+      <w:r>
+        <w:rPr>
+          <w:rFonts w:eastAsia="Segoe UI" w:cs="Segoe UI" w:ascii="Segoe UI" w:hAnsi="Segoe UI"/>
+          <w:b/>
+          <w:color w:val="0F4761"/>
+          <w:sz w:val="32"/>
+        </w:rPr>
+        <w:t>13.  Database changes</w:t>
       </w:r>
     </w:p>
     <w:tbl>
@@ -6098,8 +7345,8 @@
         <w:pStyle w:val="Heading1"/>
         <w:rPr/>
       </w:pPr>
-      <w:bookmarkStart w:id="14" w:name="__RefHeading___Toc156148_3199679052"/>
-      <w:bookmarkEnd w:id="14"/>
+      <w:bookmarkStart w:id="17" w:name="__RefHeading___Toc34846_1360963153"/>
+      <w:bookmarkEnd w:id="17"/>
       <w:r>
         <w:rPr>
           <w:rFonts w:eastAsia="Segoe UI" w:cs="Segoe UI" w:ascii="Segoe UI" w:hAnsi="Segoe UI"/>
@@ -6107,7 +7354,7 @@
           <w:color w:val="0F4761"/>
           <w:sz w:val="32"/>
         </w:rPr>
-        <w:t>11.  Actions for the broker</w:t>
+        <w:t>14.  Actions for the broker</w:t>
       </w:r>
     </w:p>
     <w:p>
@@ -6115,8 +7362,8 @@
         <w:pStyle w:val="Heading2"/>
         <w:rPr/>
       </w:pPr>
-      <w:bookmarkStart w:id="15" w:name="__RefHeading___Toc156150_3199679052"/>
-      <w:bookmarkEnd w:id="15"/>
+      <w:bookmarkStart w:id="18" w:name="__RefHeading___Toc34848_1360963153"/>
+      <w:bookmarkEnd w:id="18"/>
       <w:r>
         <w:rPr>
           <w:rFonts w:eastAsia="Segoe UI" w:cs="Segoe UI"/>
@@ -6124,7 +7371,7 @@
           <w:color w:val="0F4761"/>
           <w:sz w:val="26"/>
         </w:rPr>
-        <w:t>11.1  Before deployment</w:t>
+        <w:t>14.1  Before deployment</w:t>
       </w:r>
     </w:p>
     <w:p>
@@ -6170,8 +7417,8 @@
         <w:pStyle w:val="Heading2"/>
         <w:rPr/>
       </w:pPr>
-      <w:bookmarkStart w:id="16" w:name="__RefHeading___Toc156152_3199679052"/>
-      <w:bookmarkEnd w:id="16"/>
+      <w:bookmarkStart w:id="19" w:name="__RefHeading___Toc34850_1360963153"/>
+      <w:bookmarkEnd w:id="19"/>
       <w:r>
         <w:rPr>
           <w:rFonts w:eastAsia="Segoe UI" w:cs="Segoe UI"/>
@@ -6179,7 +7426,7 @@
           <w:color w:val="0F4761"/>
           <w:sz w:val="26"/>
         </w:rPr>
-        <w:t>11.2  After deployment</w:t>
+        <w:t>14.2  After deployment</w:t>
       </w:r>
     </w:p>
     <w:p>
@@ -6198,7 +7445,26 @@
           <w:color w:val="101820"/>
           <w:sz w:val="21"/>
         </w:rPr>
-        <w:t>[for example: switch on the job ... in Master &gt; Schedules; check the E-mail Outbox]</w:t>
+        <w:t>[for example: switch on the job ... in Master &gt; Schedules; check the E-mail Outbox and the Integrations outbox]</w:t>
+      </w:r>
+    </w:p>
+    <w:p>
+      <w:pPr>
+        <w:pStyle w:val="Normal"/>
+        <w:numPr>
+          <w:ilvl w:val="0"/>
+          <w:numId w:val="1"/>
+        </w:numPr>
+        <w:spacing w:before="0" w:after="60"/>
+        <w:rPr/>
+      </w:pPr>
+      <w:r>
+        <w:rPr>
+          <w:rFonts w:eastAsia="Segoe UI" w:cs="Segoe UI" w:ascii="Segoe UI" w:hAnsi="Segoe UI"/>
+          <w:color w:val="101820"/>
+          <w:sz w:val="21"/>
+        </w:rPr>
+        <w:t>[for example: import the brand pack exported from UAT; check a sample document]</w:t>
       </w:r>
     </w:p>
     <w:p>
@@ -6228,8 +7494,8 @@
         <w:pStyle w:val="Heading1"/>
         <w:rPr/>
       </w:pPr>
-      <w:bookmarkStart w:id="17" w:name="__RefHeading___Toc156154_3199679052"/>
-      <w:bookmarkEnd w:id="17"/>
+      <w:bookmarkStart w:id="20" w:name="__RefHeading___Toc34852_1360963153"/>
+      <w:bookmarkEnd w:id="20"/>
       <w:r>
         <w:rPr>
           <w:rFonts w:eastAsia="Segoe UI" w:cs="Segoe UI" w:ascii="Segoe UI" w:hAnsi="Segoe UI"/>
@@ -6237,7 +7503,7 @@
           <w:color w:val="0F4761"/>
           <w:sz w:val="32"/>
         </w:rPr>
-        <w:t>12.  Known issues in this release</w:t>
+        <w:t>15.  Known issues in this release</w:t>
       </w:r>
     </w:p>
     <w:tbl>
@@ -6582,8 +7848,8 @@
       <w:r>
         <w:br w:type="page"/>
       </w:r>
-      <w:bookmarkStart w:id="18" w:name="__RefHeading___Toc156156_3199679052"/>
-      <w:bookmarkEnd w:id="18"/>
+      <w:bookmarkStart w:id="21" w:name="__RefHeading___Toc34854_1360963153"/>
+      <w:bookmarkEnd w:id="21"/>
       <w:r>
         <w:rPr>
           <w:rFonts w:eastAsia="Segoe UI" w:cs="Segoe UI" w:ascii="Segoe UI" w:hAnsi="Segoe UI"/>
@@ -6591,7 +7857,7 @@
           <w:color w:val="0F4761"/>
           <w:sz w:val="32"/>
         </w:rPr>
-        <w:t>13.  Testing performed</w:t>
+        <w:t>16.  Testing performed</w:t>
       </w:r>
     </w:p>
     <w:tbl>
@@ -7013,8 +8279,8 @@
       <w:r>
         <w:br w:type="page"/>
       </w:r>
-      <w:bookmarkStart w:id="19" w:name="__RefHeading___Toc156158_3199679052"/>
-      <w:bookmarkEnd w:id="19"/>
+      <w:bookmarkStart w:id="22" w:name="__RefHeading___Toc34856_1360963153"/>
+      <w:bookmarkEnd w:id="22"/>
       <w:r>
         <w:rPr>
           <w:rFonts w:eastAsia="Segoe UI" w:cs="Segoe UI" w:ascii="Segoe UI" w:hAnsi="Segoe UI"/>
@@ -7022,7 +8288,7 @@
           <w:color w:val="0F4761"/>
           <w:sz w:val="32"/>
         </w:rPr>
-        <w:t>14.  Rollback plan</w:t>
+        <w:t>17.  Rollback plan</w:t>
       </w:r>
     </w:p>
     <w:p>
@@ -7048,8 +8314,8 @@
         <w:pStyle w:val="Heading1"/>
         <w:rPr/>
       </w:pPr>
-      <w:bookmarkStart w:id="20" w:name="__RefHeading___Toc156160_3199679052"/>
-      <w:bookmarkEnd w:id="20"/>
+      <w:bookmarkStart w:id="23" w:name="__RefHeading___Toc34858_1360963153"/>
+      <w:bookmarkEnd w:id="23"/>
       <w:r>
         <w:rPr>
           <w:rFonts w:eastAsia="Segoe UI" w:cs="Segoe UI" w:ascii="Segoe UI" w:hAnsi="Segoe UI"/>
@@ -7057,7 +8323,7 @@
           <w:color w:val="0F4761"/>
           <w:sz w:val="32"/>
         </w:rPr>
-        <w:t>15.  Approval</w:t>
+        <w:t>18.  Approval</w:t>
       </w:r>
     </w:p>
     <w:tbl>
@@ -7718,9 +8984,9 @@
       <w:r>
         <w:br w:type="page"/>
       </w:r>
-      <w:bookmarkStart w:id="21" w:name="__RefHeading___Toc156162_3199679052"/>
-      <w:bookmarkStart w:id="22" w:name="_Toc233203395"/>
-      <w:bookmarkEnd w:id="21"/>
+      <w:bookmarkStart w:id="24" w:name="__RefHeading___Toc34860_1360963153"/>
+      <w:bookmarkStart w:id="25" w:name="_Toc233203395"/>
+      <w:bookmarkEnd w:id="24"/>
       <w:r>
         <w:rPr>
           <w:rStyle w:val="BookTitle"/>
@@ -7729,9 +8995,9 @@
           <w:iCs w:val="false"/>
           <w:spacing w:val="0"/>
         </w:rPr>
-        <w:t>16.  Document Sign-Off</w:t>
+        <w:t>19.  Document Sign-Off</w:t>
       </w:r>
-      <w:bookmarkEnd w:id="22"/>
+      <w:bookmarkEnd w:id="25"/>
     </w:p>
     <w:p>
       <w:pPr>
@@ -9477,7 +10743,7 @@
       <w:r>
         <w:rPr/>
         <w:drawing>
-          <wp:anchor behindDoc="1" distT="0" distB="0" distL="0" distR="0" simplePos="0" locked="0" layoutInCell="0" allowOverlap="1" relativeHeight="20">
+          <wp:anchor behindDoc="1" distT="0" distB="0" distL="0" distR="0" simplePos="0" locked="0" layoutInCell="0" allowOverlap="1" relativeHeight="23">
             <wp:simplePos x="0" y="0"/>
             <wp:positionH relativeFrom="margin">
               <wp:align>center</wp:align>
@@ -9548,7 +10814,7 @@
     <w:r>
       <w:rPr/>
       <w:drawing>
-        <wp:anchor behindDoc="1" distT="0" distB="0" distL="0" distR="0" simplePos="0" locked="0" layoutInCell="0" allowOverlap="1" relativeHeight="19">
+        <wp:anchor behindDoc="1" distT="0" distB="0" distL="0" distR="0" simplePos="0" locked="0" layoutInCell="0" allowOverlap="1" relativeHeight="22">
           <wp:simplePos x="0" y="0"/>
           <wp:positionH relativeFrom="page">
             <wp:align>left</wp:align>
@@ -9607,7 +10873,7 @@
     <w:r>
       <w:rPr/>
       <w:drawing>
-        <wp:anchor behindDoc="1" distT="0" distB="0" distL="0" distR="0" simplePos="0" locked="0" layoutInCell="0" allowOverlap="1" relativeHeight="19">
+        <wp:anchor behindDoc="1" distT="0" distB="0" distL="0" distR="0" simplePos="0" locked="0" layoutInCell="0" allowOverlap="1" relativeHeight="22">
           <wp:simplePos x="0" y="0"/>
           <wp:positionH relativeFrom="page">
             <wp:align>left</wp:align>
